--- a/Artigo.docx
+++ b/Artigo.docx
@@ -858,7 +858,7 @@
         <w:shd w:fill="auto" w:val="clear"/>
         <w:jc w:val="center"/>
         <w:rPr>
-          <w:rFonts w:ascii="Arial Narrow" w:cs="Arial Narrow" w:eastAsia="Arial Narrow" w:hAnsi="Arial Narrow"/>
+          <w:rFonts w:ascii="Times New Roman" w:cs="Times New Roman" w:eastAsia="Times New Roman" w:hAnsi="Times New Roman"/>
           <w:sz w:val="20"/>
           <w:szCs w:val="20"/>
         </w:rPr>
@@ -883,7 +883,7 @@
         <w:widowControl w:val="1"/>
         <w:jc w:val="center"/>
         <w:rPr>
-          <w:rFonts w:ascii="Arial Narrow" w:cs="Arial Narrow" w:eastAsia="Arial Narrow" w:hAnsi="Arial Narrow"/>
+          <w:rFonts w:ascii="Times New Roman" w:cs="Times New Roman" w:eastAsia="Times New Roman" w:hAnsi="Times New Roman"/>
           <w:b w:val="1"/>
           <w:bCs w:val="1"/>
           <w:sz w:val="24"/>
@@ -901,7 +901,7 @@
         <w:widowControl w:val="1"/>
         <w:jc w:val="center"/>
         <w:rPr>
-          <w:rFonts w:ascii="Arial Narrow" w:cs="Arial Narrow" w:eastAsia="Arial Narrow" w:hAnsi="Arial Narrow"/>
+          <w:rFonts w:ascii="Times New Roman" w:cs="Times New Roman" w:eastAsia="Times New Roman" w:hAnsi="Times New Roman"/>
           <w:b w:val="1"/>
           <w:bCs w:val="1"/>
           <w:sz w:val="32"/>
@@ -919,7 +919,7 @@
         <w:widowControl w:val="1"/>
         <w:jc w:val="center"/>
         <w:rPr>
-          <w:rFonts w:ascii="Arial Narrow" w:cs="Arial Narrow" w:eastAsia="Arial Narrow" w:hAnsi="Arial Narrow"/>
+          <w:rFonts w:ascii="Times New Roman" w:cs="Times New Roman" w:eastAsia="Times New Roman" w:hAnsi="Times New Roman"/>
           <w:b w:val="1"/>
           <w:bCs w:val="1"/>
           <w:sz w:val="32"/>
@@ -937,7 +937,7 @@
         <w:widowControl w:val="1"/>
         <w:jc w:val="center"/>
         <w:rPr>
-          <w:rFonts w:ascii="Arial Narrow" w:cs="Arial Narrow" w:eastAsia="Arial Narrow" w:hAnsi="Arial Narrow"/>
+          <w:rFonts w:ascii="Times New Roman" w:cs="Times New Roman" w:eastAsia="Times New Roman" w:hAnsi="Times New Roman"/>
           <w:b w:val="1"/>
           <w:bCs w:val="1"/>
           <w:sz w:val="32"/>
@@ -955,7 +955,7 @@
         <w:widowControl w:val="1"/>
         <w:jc w:val="center"/>
         <w:rPr>
-          <w:rFonts w:ascii="Arial Narrow" w:cs="Arial Narrow" w:eastAsia="Arial Narrow" w:hAnsi="Arial Narrow"/>
+          <w:rFonts w:ascii="Times New Roman" w:cs="Times New Roman" w:eastAsia="Times New Roman" w:hAnsi="Times New Roman"/>
           <w:b w:val="1"/>
           <w:bCs w:val="1"/>
           <w:sz w:val="32"/>
@@ -973,7 +973,7 @@
         <w:widowControl w:val="1"/>
         <w:jc w:val="center"/>
         <w:rPr>
-          <w:rFonts w:ascii="Arial Narrow" w:cs="Arial Narrow" w:eastAsia="Arial Narrow" w:hAnsi="Arial Narrow"/>
+          <w:rFonts w:ascii="Times New Roman" w:cs="Times New Roman" w:eastAsia="Times New Roman" w:hAnsi="Times New Roman"/>
           <w:b w:val="1"/>
           <w:bCs w:val="1"/>
           <w:sz w:val="32"/>
@@ -991,7 +991,7 @@
         <w:widowControl w:val="1"/>
         <w:jc w:val="center"/>
         <w:rPr>
-          <w:rFonts w:ascii="Arial Narrow" w:cs="Arial Narrow" w:eastAsia="Arial Narrow" w:hAnsi="Arial Narrow"/>
+          <w:rFonts w:ascii="Times New Roman" w:cs="Times New Roman" w:eastAsia="Times New Roman" w:hAnsi="Times New Roman"/>
           <w:b w:val="1"/>
           <w:bCs w:val="1"/>
           <w:sz w:val="32"/>
@@ -1009,7 +1009,7 @@
         <w:widowControl w:val="1"/>
         <w:jc w:val="center"/>
         <w:rPr>
-          <w:rFonts w:ascii="Arial Narrow" w:cs="Arial Narrow" w:eastAsia="Arial Narrow" w:hAnsi="Arial Narrow"/>
+          <w:rFonts w:ascii="Times New Roman" w:cs="Times New Roman" w:eastAsia="Times New Roman" w:hAnsi="Times New Roman"/>
           <w:b w:val="1"/>
           <w:bCs w:val="1"/>
           <w:sz w:val="32"/>
@@ -1027,7 +1027,7 @@
         <w:widowControl w:val="1"/>
         <w:jc w:val="center"/>
         <w:rPr>
-          <w:rFonts w:ascii="Arial Narrow" w:cs="Arial Narrow" w:eastAsia="Arial Narrow" w:hAnsi="Arial Narrow"/>
+          <w:rFonts w:ascii="Times New Roman" w:cs="Times New Roman" w:eastAsia="Times New Roman" w:hAnsi="Times New Roman"/>
           <w:b w:val="1"/>
           <w:bCs w:val="1"/>
           <w:sz w:val="32"/>
@@ -1534,7 +1534,7 @@
     </w:p>
     <w:sdt>
       <w:sdtPr>
-        <w:id w:val="-2125622448"/>
+        <w:id w:val="996218328"/>
         <w:docPartObj>
           <w:docPartGallery w:val="Table of Contents"/>
           <w:docPartUnique w:val="1"/>
@@ -1548,6 +1548,7 @@
             </w:tabs>
             <w:spacing w:before="60" w:lineRule="auto"/>
             <w:rPr>
+              <w:rFonts w:ascii="Times New Roman" w:cs="Times New Roman" w:eastAsia="Times New Roman" w:hAnsi="Times New Roman"/>
               <w:b w:val="1"/>
               <w:bCs w:val="1"/>
               <w:color w:val="000000"/>
@@ -1562,7 +1563,7 @@
           <w:hyperlink w:anchor="">
             <w:r>
               <w:rPr>
-                <w:rFonts w:ascii="Arial" w:cs="Arial" w:eastAsia="Arial" w:hAnsi="Arial"/>
+                <w:rFonts w:ascii="Times New Roman" w:cs="Times New Roman" w:eastAsia="Times New Roman" w:hAnsi="Times New Roman"/>
                 <w:b w:val="1"/>
                 <w:bCs w:val="1"/>
                 <w:i w:val="0"/>
@@ -1595,6 +1596,7 @@
             </w:tabs>
             <w:spacing w:before="60" w:lineRule="auto"/>
             <w:rPr>
+              <w:rFonts w:ascii="Times New Roman" w:cs="Times New Roman" w:eastAsia="Times New Roman" w:hAnsi="Times New Roman"/>
               <w:b w:val="1"/>
               <w:bCs w:val="1"/>
               <w:color w:val="000000"/>
@@ -1604,7 +1606,7 @@
           <w:hyperlink w:anchor="">
             <w:r>
               <w:rPr>
-                <w:rFonts w:ascii="Arial" w:cs="Arial" w:eastAsia="Arial" w:hAnsi="Arial"/>
+                <w:rFonts w:ascii="Times New Roman" w:cs="Times New Roman" w:eastAsia="Times New Roman" w:hAnsi="Times New Roman"/>
                 <w:b w:val="1"/>
                 <w:bCs w:val="1"/>
                 <w:i w:val="0"/>
@@ -1637,6 +1639,7 @@
             </w:tabs>
             <w:spacing w:before="60" w:lineRule="auto"/>
             <w:rPr>
+              <w:rFonts w:ascii="Times New Roman" w:cs="Times New Roman" w:eastAsia="Times New Roman" w:hAnsi="Times New Roman"/>
               <w:b w:val="1"/>
               <w:bCs w:val="1"/>
               <w:color w:val="000000"/>
@@ -1646,7 +1649,7 @@
           <w:hyperlink w:anchor="">
             <w:r>
               <w:rPr>
-                <w:rFonts w:ascii="Arial" w:cs="Arial" w:eastAsia="Arial" w:hAnsi="Arial"/>
+                <w:rFonts w:ascii="Times New Roman" w:cs="Times New Roman" w:eastAsia="Times New Roman" w:hAnsi="Times New Roman"/>
                 <w:b w:val="1"/>
                 <w:bCs w:val="1"/>
                 <w:i w:val="0"/>
@@ -1679,6 +1682,7 @@
             </w:tabs>
             <w:spacing w:before="60" w:lineRule="auto"/>
             <w:rPr>
+              <w:rFonts w:ascii="Times New Roman" w:cs="Times New Roman" w:eastAsia="Times New Roman" w:hAnsi="Times New Roman"/>
               <w:b w:val="1"/>
               <w:bCs w:val="1"/>
               <w:color w:val="000000"/>
@@ -1688,7 +1692,7 @@
           <w:hyperlink w:anchor="">
             <w:r>
               <w:rPr>
-                <w:rFonts w:ascii="Arial" w:cs="Arial" w:eastAsia="Arial" w:hAnsi="Arial"/>
+                <w:rFonts w:ascii="Times New Roman" w:cs="Times New Roman" w:eastAsia="Times New Roman" w:hAnsi="Times New Roman"/>
                 <w:b w:val="1"/>
                 <w:bCs w:val="1"/>
                 <w:i w:val="0"/>
@@ -1722,6 +1726,7 @@
             <w:spacing w:before="60" w:lineRule="auto"/>
             <w:ind w:left="360" w:firstLine="0"/>
             <w:rPr>
+              <w:rFonts w:ascii="Times New Roman" w:cs="Times New Roman" w:eastAsia="Times New Roman" w:hAnsi="Times New Roman"/>
               <w:color w:val="000000"/>
               <w:u w:val="none"/>
             </w:rPr>
@@ -1729,7 +1734,7 @@
           <w:hyperlink w:anchor="">
             <w:r>
               <w:rPr>
-                <w:rFonts w:ascii="Arial" w:cs="Arial" w:eastAsia="Arial" w:hAnsi="Arial"/>
+                <w:rFonts w:ascii="Times New Roman" w:cs="Times New Roman" w:eastAsia="Times New Roman" w:hAnsi="Times New Roman"/>
                 <w:b w:val="1"/>
                 <w:bCs w:val="1"/>
                 <w:i w:val="0"/>
@@ -1763,6 +1768,7 @@
             <w:spacing w:before="60" w:lineRule="auto"/>
             <w:ind w:left="360" w:firstLine="0"/>
             <w:rPr>
+              <w:rFonts w:ascii="Times New Roman" w:cs="Times New Roman" w:eastAsia="Times New Roman" w:hAnsi="Times New Roman"/>
               <w:color w:val="000000"/>
               <w:u w:val="none"/>
             </w:rPr>
@@ -1770,7 +1776,7 @@
           <w:hyperlink w:anchor="">
             <w:r>
               <w:rPr>
-                <w:rFonts w:ascii="Arial" w:cs="Arial" w:eastAsia="Arial" w:hAnsi="Arial"/>
+                <w:rFonts w:ascii="Times New Roman" w:cs="Times New Roman" w:eastAsia="Times New Roman" w:hAnsi="Times New Roman"/>
                 <w:b w:val="1"/>
                 <w:bCs w:val="1"/>
                 <w:i w:val="0"/>
@@ -1804,6 +1810,7 @@
             <w:spacing w:before="60" w:lineRule="auto"/>
             <w:ind w:left="360" w:firstLine="0"/>
             <w:rPr>
+              <w:rFonts w:ascii="Times New Roman" w:cs="Times New Roman" w:eastAsia="Times New Roman" w:hAnsi="Times New Roman"/>
               <w:color w:val="000000"/>
               <w:u w:val="none"/>
             </w:rPr>
@@ -1811,7 +1818,7 @@
           <w:hyperlink w:anchor="">
             <w:r>
               <w:rPr>
-                <w:rFonts w:ascii="Arial" w:cs="Arial" w:eastAsia="Arial" w:hAnsi="Arial"/>
+                <w:rFonts w:ascii="Times New Roman" w:cs="Times New Roman" w:eastAsia="Times New Roman" w:hAnsi="Times New Roman"/>
                 <w:b w:val="1"/>
                 <w:bCs w:val="1"/>
                 <w:i w:val="0"/>
@@ -1845,6 +1852,7 @@
             <w:spacing w:before="60" w:lineRule="auto"/>
             <w:ind w:left="720" w:firstLine="0"/>
             <w:rPr>
+              <w:rFonts w:ascii="Times New Roman" w:cs="Times New Roman" w:eastAsia="Times New Roman" w:hAnsi="Times New Roman"/>
               <w:color w:val="000000"/>
               <w:u w:val="none"/>
             </w:rPr>
@@ -1852,7 +1860,7 @@
           <w:hyperlink w:anchor="">
             <w:r>
               <w:rPr>
-                <w:rFonts w:ascii="Arial" w:cs="Arial" w:eastAsia="Arial" w:hAnsi="Arial"/>
+                <w:rFonts w:ascii="Times New Roman" w:cs="Times New Roman" w:eastAsia="Times New Roman" w:hAnsi="Times New Roman"/>
                 <w:b w:val="1"/>
                 <w:bCs w:val="1"/>
                 <w:i w:val="0"/>
@@ -1886,6 +1894,7 @@
             <w:spacing w:before="60" w:lineRule="auto"/>
             <w:ind w:left="720" w:firstLine="0"/>
             <w:rPr>
+              <w:rFonts w:ascii="Times New Roman" w:cs="Times New Roman" w:eastAsia="Times New Roman" w:hAnsi="Times New Roman"/>
               <w:color w:val="000000"/>
               <w:u w:val="none"/>
             </w:rPr>
@@ -1893,7 +1902,7 @@
           <w:hyperlink w:anchor="">
             <w:r>
               <w:rPr>
-                <w:rFonts w:ascii="Arial" w:cs="Arial" w:eastAsia="Arial" w:hAnsi="Arial"/>
+                <w:rFonts w:ascii="Times New Roman" w:cs="Times New Roman" w:eastAsia="Times New Roman" w:hAnsi="Times New Roman"/>
                 <w:b w:val="1"/>
                 <w:bCs w:val="1"/>
                 <w:i w:val="0"/>
@@ -1927,6 +1936,7 @@
             <w:spacing w:before="60" w:lineRule="auto"/>
             <w:ind w:left="360" w:firstLine="0"/>
             <w:rPr>
+              <w:rFonts w:ascii="Times New Roman" w:cs="Times New Roman" w:eastAsia="Times New Roman" w:hAnsi="Times New Roman"/>
               <w:color w:val="000000"/>
               <w:u w:val="none"/>
             </w:rPr>
@@ -1934,7 +1944,7 @@
           <w:hyperlink w:anchor="">
             <w:r>
               <w:rPr>
-                <w:rFonts w:ascii="Arial" w:cs="Arial" w:eastAsia="Arial" w:hAnsi="Arial"/>
+                <w:rFonts w:ascii="Times New Roman" w:cs="Times New Roman" w:eastAsia="Times New Roman" w:hAnsi="Times New Roman"/>
                 <w:b w:val="1"/>
                 <w:bCs w:val="1"/>
                 <w:i w:val="0"/>
@@ -1968,6 +1978,7 @@
             <w:spacing w:before="60" w:lineRule="auto"/>
             <w:ind w:left="360" w:firstLine="0"/>
             <w:rPr>
+              <w:rFonts w:ascii="Times New Roman" w:cs="Times New Roman" w:eastAsia="Times New Roman" w:hAnsi="Times New Roman"/>
               <w:color w:val="000000"/>
               <w:u w:val="none"/>
             </w:rPr>
@@ -1975,7 +1986,7 @@
           <w:hyperlink w:anchor="">
             <w:r>
               <w:rPr>
-                <w:rFonts w:ascii="Arial" w:cs="Arial" w:eastAsia="Arial" w:hAnsi="Arial"/>
+                <w:rFonts w:ascii="Times New Roman" w:cs="Times New Roman" w:eastAsia="Times New Roman" w:hAnsi="Times New Roman"/>
                 <w:b w:val="1"/>
                 <w:bCs w:val="1"/>
                 <w:i w:val="0"/>
@@ -2009,6 +2020,7 @@
             <w:spacing w:before="60" w:lineRule="auto"/>
             <w:ind w:left="360" w:firstLine="0"/>
             <w:rPr>
+              <w:rFonts w:ascii="Times New Roman" w:cs="Times New Roman" w:eastAsia="Times New Roman" w:hAnsi="Times New Roman"/>
               <w:color w:val="000000"/>
               <w:u w:val="none"/>
             </w:rPr>
@@ -2016,7 +2028,7 @@
           <w:hyperlink w:anchor="">
             <w:r>
               <w:rPr>
-                <w:rFonts w:ascii="Arial" w:cs="Arial" w:eastAsia="Arial" w:hAnsi="Arial"/>
+                <w:rFonts w:ascii="Times New Roman" w:cs="Times New Roman" w:eastAsia="Times New Roman" w:hAnsi="Times New Roman"/>
                 <w:b w:val="1"/>
                 <w:bCs w:val="1"/>
                 <w:i w:val="0"/>
@@ -2050,6 +2062,7 @@
             <w:spacing w:before="60" w:lineRule="auto"/>
             <w:ind w:left="360" w:firstLine="0"/>
             <w:rPr>
+              <w:rFonts w:ascii="Times New Roman" w:cs="Times New Roman" w:eastAsia="Times New Roman" w:hAnsi="Times New Roman"/>
               <w:color w:val="000000"/>
               <w:u w:val="none"/>
             </w:rPr>
@@ -2057,7 +2070,7 @@
           <w:hyperlink w:anchor="">
             <w:r>
               <w:rPr>
-                <w:rFonts w:ascii="Arial" w:cs="Arial" w:eastAsia="Arial" w:hAnsi="Arial"/>
+                <w:rFonts w:ascii="Times New Roman" w:cs="Times New Roman" w:eastAsia="Times New Roman" w:hAnsi="Times New Roman"/>
                 <w:b w:val="1"/>
                 <w:bCs w:val="1"/>
                 <w:i w:val="0"/>
@@ -2090,6 +2103,7 @@
             </w:tabs>
             <w:spacing w:before="60" w:lineRule="auto"/>
             <w:rPr>
+              <w:rFonts w:ascii="Times New Roman" w:cs="Times New Roman" w:eastAsia="Times New Roman" w:hAnsi="Times New Roman"/>
               <w:b w:val="1"/>
               <w:bCs w:val="1"/>
               <w:color w:val="000000"/>
@@ -2099,7 +2113,7 @@
           <w:hyperlink w:anchor="">
             <w:r>
               <w:rPr>
-                <w:rFonts w:ascii="Arial" w:cs="Arial" w:eastAsia="Arial" w:hAnsi="Arial"/>
+                <w:rFonts w:ascii="Times New Roman" w:cs="Times New Roman" w:eastAsia="Times New Roman" w:hAnsi="Times New Roman"/>
                 <w:b w:val="1"/>
                 <w:bCs w:val="1"/>
                 <w:i w:val="0"/>
@@ -2133,6 +2147,7 @@
             <w:spacing w:before="60" w:lineRule="auto"/>
             <w:ind w:left="360" w:firstLine="0"/>
             <w:rPr>
+              <w:rFonts w:ascii="Times New Roman" w:cs="Times New Roman" w:eastAsia="Times New Roman" w:hAnsi="Times New Roman"/>
               <w:color w:val="000000"/>
               <w:u w:val="none"/>
             </w:rPr>
@@ -2140,7 +2155,7 @@
           <w:hyperlink w:anchor="">
             <w:r>
               <w:rPr>
-                <w:rFonts w:ascii="Arial" w:cs="Arial" w:eastAsia="Arial" w:hAnsi="Arial"/>
+                <w:rFonts w:ascii="Times New Roman" w:cs="Times New Roman" w:eastAsia="Times New Roman" w:hAnsi="Times New Roman"/>
                 <w:b w:val="1"/>
                 <w:bCs w:val="1"/>
                 <w:i w:val="0"/>
@@ -2174,6 +2189,7 @@
             <w:spacing w:before="60" w:lineRule="auto"/>
             <w:ind w:left="360" w:firstLine="0"/>
             <w:rPr>
+              <w:rFonts w:ascii="Times New Roman" w:cs="Times New Roman" w:eastAsia="Times New Roman" w:hAnsi="Times New Roman"/>
               <w:color w:val="000000"/>
               <w:u w:val="none"/>
             </w:rPr>
@@ -2181,7 +2197,7 @@
           <w:hyperlink w:anchor="">
             <w:r>
               <w:rPr>
-                <w:rFonts w:ascii="Arial" w:cs="Arial" w:eastAsia="Arial" w:hAnsi="Arial"/>
+                <w:rFonts w:ascii="Times New Roman" w:cs="Times New Roman" w:eastAsia="Times New Roman" w:hAnsi="Times New Roman"/>
                 <w:b w:val="1"/>
                 <w:bCs w:val="1"/>
                 <w:i w:val="0"/>
@@ -2215,6 +2231,7 @@
             <w:spacing w:before="60" w:lineRule="auto"/>
             <w:ind w:left="360" w:firstLine="0"/>
             <w:rPr>
+              <w:rFonts w:ascii="Times New Roman" w:cs="Times New Roman" w:eastAsia="Times New Roman" w:hAnsi="Times New Roman"/>
               <w:color w:val="000000"/>
               <w:u w:val="none"/>
             </w:rPr>
@@ -2222,7 +2239,7 @@
           <w:hyperlink w:anchor="">
             <w:r>
               <w:rPr>
-                <w:rFonts w:ascii="Arial" w:cs="Arial" w:eastAsia="Arial" w:hAnsi="Arial"/>
+                <w:rFonts w:ascii="Times New Roman" w:cs="Times New Roman" w:eastAsia="Times New Roman" w:hAnsi="Times New Roman"/>
                 <w:b w:val="1"/>
                 <w:bCs w:val="1"/>
                 <w:i w:val="0"/>
@@ -2256,6 +2273,7 @@
             <w:spacing w:before="60" w:lineRule="auto"/>
             <w:ind w:left="360" w:firstLine="0"/>
             <w:rPr>
+              <w:rFonts w:ascii="Times New Roman" w:cs="Times New Roman" w:eastAsia="Times New Roman" w:hAnsi="Times New Roman"/>
               <w:color w:val="000000"/>
               <w:u w:val="none"/>
             </w:rPr>
@@ -2263,7 +2281,7 @@
           <w:hyperlink w:anchor="">
             <w:r>
               <w:rPr>
-                <w:rFonts w:ascii="Arial" w:cs="Arial" w:eastAsia="Arial" w:hAnsi="Arial"/>
+                <w:rFonts w:ascii="Times New Roman" w:cs="Times New Roman" w:eastAsia="Times New Roman" w:hAnsi="Times New Roman"/>
                 <w:b w:val="1"/>
                 <w:bCs w:val="1"/>
                 <w:i w:val="0"/>
@@ -2296,6 +2314,7 @@
             </w:tabs>
             <w:spacing w:before="60" w:lineRule="auto"/>
             <w:rPr>
+              <w:rFonts w:ascii="Times New Roman" w:cs="Times New Roman" w:eastAsia="Times New Roman" w:hAnsi="Times New Roman"/>
               <w:b w:val="1"/>
               <w:bCs w:val="1"/>
               <w:color w:val="000000"/>
@@ -2305,7 +2324,7 @@
           <w:hyperlink w:anchor="">
             <w:r>
               <w:rPr>
-                <w:rFonts w:ascii="Arial" w:cs="Arial" w:eastAsia="Arial" w:hAnsi="Arial"/>
+                <w:rFonts w:ascii="Times New Roman" w:cs="Times New Roman" w:eastAsia="Times New Roman" w:hAnsi="Times New Roman"/>
                 <w:b w:val="1"/>
                 <w:bCs w:val="1"/>
                 <w:i w:val="0"/>
@@ -2339,6 +2358,7 @@
             <w:spacing w:before="60" w:lineRule="auto"/>
             <w:ind w:left="360" w:firstLine="0"/>
             <w:rPr>
+              <w:rFonts w:ascii="Times New Roman" w:cs="Times New Roman" w:eastAsia="Times New Roman" w:hAnsi="Times New Roman"/>
               <w:color w:val="000000"/>
               <w:u w:val="none"/>
             </w:rPr>
@@ -2346,7 +2366,7 @@
           <w:hyperlink w:anchor="">
             <w:r>
               <w:rPr>
-                <w:rFonts w:ascii="Arial" w:cs="Arial" w:eastAsia="Arial" w:hAnsi="Arial"/>
+                <w:rFonts w:ascii="Times New Roman" w:cs="Times New Roman" w:eastAsia="Times New Roman" w:hAnsi="Times New Roman"/>
                 <w:b w:val="1"/>
                 <w:bCs w:val="1"/>
                 <w:i w:val="0"/>
@@ -2380,6 +2400,7 @@
             <w:spacing w:before="60" w:lineRule="auto"/>
             <w:ind w:left="360" w:firstLine="0"/>
             <w:rPr>
+              <w:rFonts w:ascii="Times New Roman" w:cs="Times New Roman" w:eastAsia="Times New Roman" w:hAnsi="Times New Roman"/>
               <w:color w:val="000000"/>
               <w:u w:val="none"/>
             </w:rPr>
@@ -2387,7 +2408,7 @@
           <w:hyperlink w:anchor="">
             <w:r>
               <w:rPr>
-                <w:rFonts w:ascii="Arial" w:cs="Arial" w:eastAsia="Arial" w:hAnsi="Arial"/>
+                <w:rFonts w:ascii="Times New Roman" w:cs="Times New Roman" w:eastAsia="Times New Roman" w:hAnsi="Times New Roman"/>
                 <w:b w:val="1"/>
                 <w:bCs w:val="1"/>
                 <w:i w:val="0"/>
@@ -2421,6 +2442,7 @@
             <w:spacing w:before="60" w:lineRule="auto"/>
             <w:ind w:left="360" w:firstLine="0"/>
             <w:rPr>
+              <w:rFonts w:ascii="Times New Roman" w:cs="Times New Roman" w:eastAsia="Times New Roman" w:hAnsi="Times New Roman"/>
               <w:color w:val="000000"/>
               <w:u w:val="none"/>
             </w:rPr>
@@ -2428,7 +2450,7 @@
           <w:hyperlink w:anchor="">
             <w:r>
               <w:rPr>
-                <w:rFonts w:ascii="Arial" w:cs="Arial" w:eastAsia="Arial" w:hAnsi="Arial"/>
+                <w:rFonts w:ascii="Times New Roman" w:cs="Times New Roman" w:eastAsia="Times New Roman" w:hAnsi="Times New Roman"/>
                 <w:b w:val="1"/>
                 <w:bCs w:val="1"/>
                 <w:i w:val="0"/>
@@ -2461,6 +2483,7 @@
             </w:tabs>
             <w:spacing w:before="60" w:lineRule="auto"/>
             <w:rPr>
+              <w:rFonts w:ascii="Times New Roman" w:cs="Times New Roman" w:eastAsia="Times New Roman" w:hAnsi="Times New Roman"/>
               <w:b w:val="1"/>
               <w:bCs w:val="1"/>
               <w:color w:val="000000"/>
@@ -2470,7 +2493,7 @@
           <w:hyperlink w:anchor="">
             <w:r>
               <w:rPr>
-                <w:rFonts w:ascii="Arial" w:cs="Arial" w:eastAsia="Arial" w:hAnsi="Arial"/>
+                <w:rFonts w:ascii="Times New Roman" w:cs="Times New Roman" w:eastAsia="Times New Roman" w:hAnsi="Times New Roman"/>
                 <w:b w:val="1"/>
                 <w:bCs w:val="1"/>
                 <w:i w:val="0"/>
@@ -2504,6 +2527,7 @@
             <w:spacing w:before="60" w:lineRule="auto"/>
             <w:ind w:left="360" w:firstLine="0"/>
             <w:rPr>
+              <w:rFonts w:ascii="Times New Roman" w:cs="Times New Roman" w:eastAsia="Times New Roman" w:hAnsi="Times New Roman"/>
               <w:color w:val="000000"/>
               <w:u w:val="none"/>
             </w:rPr>
@@ -2511,7 +2535,7 @@
           <w:hyperlink w:anchor="">
             <w:r>
               <w:rPr>
-                <w:rFonts w:ascii="Arial" w:cs="Arial" w:eastAsia="Arial" w:hAnsi="Arial"/>
+                <w:rFonts w:ascii="Times New Roman" w:cs="Times New Roman" w:eastAsia="Times New Roman" w:hAnsi="Times New Roman"/>
                 <w:b w:val="1"/>
                 <w:bCs w:val="1"/>
                 <w:i w:val="0"/>
@@ -2545,6 +2569,7 @@
             <w:spacing w:before="60" w:lineRule="auto"/>
             <w:ind w:left="360" w:firstLine="0"/>
             <w:rPr>
+              <w:rFonts w:ascii="Times New Roman" w:cs="Times New Roman" w:eastAsia="Times New Roman" w:hAnsi="Times New Roman"/>
               <w:color w:val="000000"/>
               <w:u w:val="none"/>
             </w:rPr>
@@ -2552,7 +2577,7 @@
           <w:hyperlink w:anchor="">
             <w:r>
               <w:rPr>
-                <w:rFonts w:ascii="Arial" w:cs="Arial" w:eastAsia="Arial" w:hAnsi="Arial"/>
+                <w:rFonts w:ascii="Times New Roman" w:cs="Times New Roman" w:eastAsia="Times New Roman" w:hAnsi="Times New Roman"/>
                 <w:b w:val="1"/>
                 <w:bCs w:val="1"/>
                 <w:i w:val="0"/>
@@ -2586,6 +2611,7 @@
             <w:spacing w:before="60" w:lineRule="auto"/>
             <w:ind w:left="360" w:firstLine="0"/>
             <w:rPr>
+              <w:rFonts w:ascii="Times New Roman" w:cs="Times New Roman" w:eastAsia="Times New Roman" w:hAnsi="Times New Roman"/>
               <w:color w:val="000000"/>
               <w:u w:val="none"/>
             </w:rPr>
@@ -2593,7 +2619,7 @@
           <w:hyperlink w:anchor="">
             <w:r>
               <w:rPr>
-                <w:rFonts w:ascii="Arial" w:cs="Arial" w:eastAsia="Arial" w:hAnsi="Arial"/>
+                <w:rFonts w:ascii="Times New Roman" w:cs="Times New Roman" w:eastAsia="Times New Roman" w:hAnsi="Times New Roman"/>
                 <w:b w:val="1"/>
                 <w:bCs w:val="1"/>
                 <w:i w:val="0"/>
@@ -2627,6 +2653,7 @@
             <w:spacing w:before="60" w:lineRule="auto"/>
             <w:ind w:left="360" w:firstLine="0"/>
             <w:rPr>
+              <w:rFonts w:ascii="Times New Roman" w:cs="Times New Roman" w:eastAsia="Times New Roman" w:hAnsi="Times New Roman"/>
               <w:color w:val="000000"/>
               <w:u w:val="none"/>
             </w:rPr>
@@ -2634,7 +2661,7 @@
           <w:hyperlink w:anchor="">
             <w:r>
               <w:rPr>
-                <w:rFonts w:ascii="Arial" w:cs="Arial" w:eastAsia="Arial" w:hAnsi="Arial"/>
+                <w:rFonts w:ascii="Times New Roman" w:cs="Times New Roman" w:eastAsia="Times New Roman" w:hAnsi="Times New Roman"/>
                 <w:b w:val="1"/>
                 <w:bCs w:val="1"/>
                 <w:i w:val="0"/>
@@ -2668,6 +2695,7 @@
             <w:spacing w:before="60" w:lineRule="auto"/>
             <w:ind w:left="360" w:firstLine="0"/>
             <w:rPr>
+              <w:rFonts w:ascii="Times New Roman" w:cs="Times New Roman" w:eastAsia="Times New Roman" w:hAnsi="Times New Roman"/>
               <w:color w:val="000000"/>
               <w:u w:val="none"/>
             </w:rPr>
@@ -2675,7 +2703,7 @@
           <w:hyperlink w:anchor="">
             <w:r>
               <w:rPr>
-                <w:rFonts w:ascii="Arial" w:cs="Arial" w:eastAsia="Arial" w:hAnsi="Arial"/>
+                <w:rFonts w:ascii="Times New Roman" w:cs="Times New Roman" w:eastAsia="Times New Roman" w:hAnsi="Times New Roman"/>
                 <w:b w:val="1"/>
                 <w:bCs w:val="1"/>
                 <w:i w:val="0"/>
@@ -2708,6 +2736,7 @@
             </w:tabs>
             <w:spacing w:before="60" w:lineRule="auto"/>
             <w:rPr>
+              <w:rFonts w:ascii="Times New Roman" w:cs="Times New Roman" w:eastAsia="Times New Roman" w:hAnsi="Times New Roman"/>
               <w:b w:val="1"/>
               <w:bCs w:val="1"/>
               <w:color w:val="000000"/>
@@ -2717,7 +2746,7 @@
           <w:hyperlink w:anchor="">
             <w:r>
               <w:rPr>
-                <w:rFonts w:ascii="Arial" w:cs="Arial" w:eastAsia="Arial" w:hAnsi="Arial"/>
+                <w:rFonts w:ascii="Times New Roman" w:cs="Times New Roman" w:eastAsia="Times New Roman" w:hAnsi="Times New Roman"/>
                 <w:b w:val="1"/>
                 <w:bCs w:val="1"/>
                 <w:i w:val="0"/>
@@ -2751,6 +2780,7 @@
             <w:spacing w:before="60" w:lineRule="auto"/>
             <w:ind w:left="360" w:firstLine="0"/>
             <w:rPr>
+              <w:rFonts w:ascii="Times New Roman" w:cs="Times New Roman" w:eastAsia="Times New Roman" w:hAnsi="Times New Roman"/>
               <w:color w:val="000000"/>
               <w:u w:val="none"/>
             </w:rPr>
@@ -2758,7 +2788,7 @@
           <w:hyperlink w:anchor="">
             <w:r>
               <w:rPr>
-                <w:rFonts w:ascii="Arial" w:cs="Arial" w:eastAsia="Arial" w:hAnsi="Arial"/>
+                <w:rFonts w:ascii="Times New Roman" w:cs="Times New Roman" w:eastAsia="Times New Roman" w:hAnsi="Times New Roman"/>
                 <w:b w:val="1"/>
                 <w:bCs w:val="1"/>
                 <w:i w:val="0"/>
@@ -2792,6 +2822,7 @@
             <w:spacing w:before="60" w:lineRule="auto"/>
             <w:ind w:left="360" w:firstLine="0"/>
             <w:rPr>
+              <w:rFonts w:ascii="Times New Roman" w:cs="Times New Roman" w:eastAsia="Times New Roman" w:hAnsi="Times New Roman"/>
               <w:color w:val="000000"/>
               <w:u w:val="none"/>
             </w:rPr>
@@ -2799,7 +2830,7 @@
           <w:hyperlink w:anchor="">
             <w:r>
               <w:rPr>
-                <w:rFonts w:ascii="Arial" w:cs="Arial" w:eastAsia="Arial" w:hAnsi="Arial"/>
+                <w:rFonts w:ascii="Times New Roman" w:cs="Times New Roman" w:eastAsia="Times New Roman" w:hAnsi="Times New Roman"/>
                 <w:b w:val="1"/>
                 <w:bCs w:val="1"/>
                 <w:i w:val="0"/>
@@ -2833,6 +2864,7 @@
             <w:spacing w:before="60" w:lineRule="auto"/>
             <w:ind w:left="360" w:firstLine="0"/>
             <w:rPr>
+              <w:rFonts w:ascii="Times New Roman" w:cs="Times New Roman" w:eastAsia="Times New Roman" w:hAnsi="Times New Roman"/>
               <w:color w:val="000000"/>
               <w:u w:val="none"/>
             </w:rPr>
@@ -2840,7 +2872,7 @@
           <w:hyperlink w:anchor="">
             <w:r>
               <w:rPr>
-                <w:rFonts w:ascii="Arial" w:cs="Arial" w:eastAsia="Arial" w:hAnsi="Arial"/>
+                <w:rFonts w:ascii="Times New Roman" w:cs="Times New Roman" w:eastAsia="Times New Roman" w:hAnsi="Times New Roman"/>
                 <w:b w:val="1"/>
                 <w:bCs w:val="1"/>
                 <w:i w:val="0"/>
@@ -2874,6 +2906,7 @@
             <w:spacing w:before="60" w:lineRule="auto"/>
             <w:ind w:left="720" w:firstLine="0"/>
             <w:rPr>
+              <w:rFonts w:ascii="Times New Roman" w:cs="Times New Roman" w:eastAsia="Times New Roman" w:hAnsi="Times New Roman"/>
               <w:color w:val="000000"/>
               <w:u w:val="none"/>
             </w:rPr>
@@ -2881,7 +2914,7 @@
           <w:hyperlink w:anchor="">
             <w:r>
               <w:rPr>
-                <w:rFonts w:ascii="Arial" w:cs="Arial" w:eastAsia="Arial" w:hAnsi="Arial"/>
+                <w:rFonts w:ascii="Times New Roman" w:cs="Times New Roman" w:eastAsia="Times New Roman" w:hAnsi="Times New Roman"/>
                 <w:b w:val="1"/>
                 <w:bCs w:val="1"/>
                 <w:i w:val="0"/>
@@ -2915,6 +2948,7 @@
             <w:spacing w:before="60" w:lineRule="auto"/>
             <w:ind w:left="720" w:firstLine="0"/>
             <w:rPr>
+              <w:rFonts w:ascii="Times New Roman" w:cs="Times New Roman" w:eastAsia="Times New Roman" w:hAnsi="Times New Roman"/>
               <w:color w:val="000000"/>
               <w:u w:val="none"/>
             </w:rPr>
@@ -2922,7 +2956,7 @@
           <w:hyperlink w:anchor="">
             <w:r>
               <w:rPr>
-                <w:rFonts w:ascii="Arial" w:cs="Arial" w:eastAsia="Arial" w:hAnsi="Arial"/>
+                <w:rFonts w:ascii="Times New Roman" w:cs="Times New Roman" w:eastAsia="Times New Roman" w:hAnsi="Times New Roman"/>
                 <w:b w:val="1"/>
                 <w:bCs w:val="1"/>
                 <w:i w:val="0"/>
@@ -2956,6 +2990,7 @@
             <w:spacing w:before="60" w:lineRule="auto"/>
             <w:ind w:left="720" w:firstLine="0"/>
             <w:rPr>
+              <w:rFonts w:ascii="Times New Roman" w:cs="Times New Roman" w:eastAsia="Times New Roman" w:hAnsi="Times New Roman"/>
               <w:color w:val="000000"/>
               <w:u w:val="none"/>
             </w:rPr>
@@ -2963,7 +2998,7 @@
           <w:hyperlink w:anchor="">
             <w:r>
               <w:rPr>
-                <w:rFonts w:ascii="Arial" w:cs="Arial" w:eastAsia="Arial" w:hAnsi="Arial"/>
+                <w:rFonts w:ascii="Times New Roman" w:cs="Times New Roman" w:eastAsia="Times New Roman" w:hAnsi="Times New Roman"/>
                 <w:b w:val="1"/>
                 <w:bCs w:val="1"/>
                 <w:i w:val="0"/>
@@ -2997,6 +3032,7 @@
             <w:spacing w:before="60" w:lineRule="auto"/>
             <w:ind w:left="720" w:firstLine="0"/>
             <w:rPr>
+              <w:rFonts w:ascii="Times New Roman" w:cs="Times New Roman" w:eastAsia="Times New Roman" w:hAnsi="Times New Roman"/>
               <w:color w:val="000000"/>
               <w:u w:val="none"/>
             </w:rPr>
@@ -3004,7 +3040,7 @@
           <w:hyperlink w:anchor="">
             <w:r>
               <w:rPr>
-                <w:rFonts w:ascii="Arial" w:cs="Arial" w:eastAsia="Arial" w:hAnsi="Arial"/>
+                <w:rFonts w:ascii="Times New Roman" w:cs="Times New Roman" w:eastAsia="Times New Roman" w:hAnsi="Times New Roman"/>
                 <w:b w:val="1"/>
                 <w:bCs w:val="1"/>
                 <w:i w:val="0"/>
@@ -3038,6 +3074,7 @@
             <w:spacing w:before="60" w:lineRule="auto"/>
             <w:ind w:left="720" w:firstLine="0"/>
             <w:rPr>
+              <w:rFonts w:ascii="Times New Roman" w:cs="Times New Roman" w:eastAsia="Times New Roman" w:hAnsi="Times New Roman"/>
               <w:color w:val="000000"/>
               <w:u w:val="none"/>
             </w:rPr>
@@ -3045,7 +3082,7 @@
           <w:hyperlink w:anchor="">
             <w:r>
               <w:rPr>
-                <w:rFonts w:ascii="Arial" w:cs="Arial" w:eastAsia="Arial" w:hAnsi="Arial"/>
+                <w:rFonts w:ascii="Times New Roman" w:cs="Times New Roman" w:eastAsia="Times New Roman" w:hAnsi="Times New Roman"/>
                 <w:b w:val="1"/>
                 <w:bCs w:val="1"/>
                 <w:i w:val="0"/>
@@ -3078,6 +3115,7 @@
             </w:tabs>
             <w:spacing w:before="60" w:lineRule="auto"/>
             <w:rPr>
+              <w:rFonts w:ascii="Times New Roman" w:cs="Times New Roman" w:eastAsia="Times New Roman" w:hAnsi="Times New Roman"/>
               <w:b w:val="1"/>
               <w:bCs w:val="1"/>
               <w:color w:val="000000"/>
@@ -3087,7 +3125,7 @@
           <w:hyperlink w:anchor="">
             <w:r>
               <w:rPr>
-                <w:rFonts w:ascii="Arial" w:cs="Arial" w:eastAsia="Arial" w:hAnsi="Arial"/>
+                <w:rFonts w:ascii="Times New Roman" w:cs="Times New Roman" w:eastAsia="Times New Roman" w:hAnsi="Times New Roman"/>
                 <w:b w:val="1"/>
                 <w:bCs w:val="1"/>
                 <w:i w:val="0"/>
@@ -3121,6 +3159,7 @@
             <w:spacing w:before="60" w:lineRule="auto"/>
             <w:ind w:left="360" w:firstLine="0"/>
             <w:rPr>
+              <w:rFonts w:ascii="Times New Roman" w:cs="Times New Roman" w:eastAsia="Times New Roman" w:hAnsi="Times New Roman"/>
               <w:color w:val="000000"/>
               <w:u w:val="none"/>
             </w:rPr>
@@ -3128,7 +3167,7 @@
           <w:hyperlink w:anchor="">
             <w:r>
               <w:rPr>
-                <w:rFonts w:ascii="Arial" w:cs="Arial" w:eastAsia="Arial" w:hAnsi="Arial"/>
+                <w:rFonts w:ascii="Times New Roman" w:cs="Times New Roman" w:eastAsia="Times New Roman" w:hAnsi="Times New Roman"/>
                 <w:b w:val="1"/>
                 <w:bCs w:val="1"/>
                 <w:i w:val="0"/>
@@ -3162,6 +3201,7 @@
             <w:spacing w:before="60" w:lineRule="auto"/>
             <w:ind w:left="360" w:firstLine="0"/>
             <w:rPr>
+              <w:rFonts w:ascii="Times New Roman" w:cs="Times New Roman" w:eastAsia="Times New Roman" w:hAnsi="Times New Roman"/>
               <w:color w:val="000000"/>
               <w:u w:val="none"/>
             </w:rPr>
@@ -3169,7 +3209,7 @@
           <w:hyperlink w:anchor="">
             <w:r>
               <w:rPr>
-                <w:rFonts w:ascii="Arial" w:cs="Arial" w:eastAsia="Arial" w:hAnsi="Arial"/>
+                <w:rFonts w:ascii="Times New Roman" w:cs="Times New Roman" w:eastAsia="Times New Roman" w:hAnsi="Times New Roman"/>
                 <w:b w:val="1"/>
                 <w:bCs w:val="1"/>
                 <w:i w:val="0"/>
@@ -3203,6 +3243,7 @@
             <w:spacing w:before="60" w:lineRule="auto"/>
             <w:ind w:left="360" w:firstLine="0"/>
             <w:rPr>
+              <w:rFonts w:ascii="Times New Roman" w:cs="Times New Roman" w:eastAsia="Times New Roman" w:hAnsi="Times New Roman"/>
               <w:color w:val="000000"/>
               <w:u w:val="none"/>
             </w:rPr>
@@ -3210,7 +3251,7 @@
           <w:hyperlink w:anchor="">
             <w:r>
               <w:rPr>
-                <w:rFonts w:ascii="Arial" w:cs="Arial" w:eastAsia="Arial" w:hAnsi="Arial"/>
+                <w:rFonts w:ascii="Times New Roman" w:cs="Times New Roman" w:eastAsia="Times New Roman" w:hAnsi="Times New Roman"/>
                 <w:b w:val="1"/>
                 <w:bCs w:val="1"/>
                 <w:i w:val="0"/>
@@ -3244,6 +3285,7 @@
             <w:spacing w:before="60" w:lineRule="auto"/>
             <w:ind w:left="360" w:firstLine="0"/>
             <w:rPr>
+              <w:rFonts w:ascii="Times New Roman" w:cs="Times New Roman" w:eastAsia="Times New Roman" w:hAnsi="Times New Roman"/>
               <w:color w:val="000000"/>
               <w:u w:val="none"/>
             </w:rPr>
@@ -3251,7 +3293,7 @@
           <w:hyperlink w:anchor="">
             <w:r>
               <w:rPr>
-                <w:rFonts w:ascii="Arial" w:cs="Arial" w:eastAsia="Arial" w:hAnsi="Arial"/>
+                <w:rFonts w:ascii="Times New Roman" w:cs="Times New Roman" w:eastAsia="Times New Roman" w:hAnsi="Times New Roman"/>
                 <w:b w:val="1"/>
                 <w:bCs w:val="1"/>
                 <w:i w:val="0"/>
@@ -3284,6 +3326,7 @@
             </w:tabs>
             <w:spacing w:before="60" w:lineRule="auto"/>
             <w:rPr>
+              <w:rFonts w:ascii="Times New Roman" w:cs="Times New Roman" w:eastAsia="Times New Roman" w:hAnsi="Times New Roman"/>
               <w:b w:val="1"/>
               <w:bCs w:val="1"/>
               <w:color w:val="000000"/>
@@ -3293,7 +3336,7 @@
           <w:hyperlink w:anchor="">
             <w:r>
               <w:rPr>
-                <w:rFonts w:ascii="Arial" w:cs="Arial" w:eastAsia="Arial" w:hAnsi="Arial"/>
+                <w:rFonts w:ascii="Times New Roman" w:cs="Times New Roman" w:eastAsia="Times New Roman" w:hAnsi="Times New Roman"/>
                 <w:b w:val="1"/>
                 <w:bCs w:val="1"/>
                 <w:i w:val="0"/>
@@ -3327,6 +3370,7 @@
             <w:spacing w:before="60" w:lineRule="auto"/>
             <w:ind w:left="360" w:firstLine="0"/>
             <w:rPr>
+              <w:rFonts w:ascii="Times New Roman" w:cs="Times New Roman" w:eastAsia="Times New Roman" w:hAnsi="Times New Roman"/>
               <w:color w:val="000000"/>
               <w:u w:val="none"/>
             </w:rPr>
@@ -3334,7 +3378,7 @@
           <w:hyperlink w:anchor="">
             <w:r>
               <w:rPr>
-                <w:rFonts w:ascii="Arial" w:cs="Arial" w:eastAsia="Arial" w:hAnsi="Arial"/>
+                <w:rFonts w:ascii="Times New Roman" w:cs="Times New Roman" w:eastAsia="Times New Roman" w:hAnsi="Times New Roman"/>
                 <w:b w:val="1"/>
                 <w:bCs w:val="1"/>
                 <w:i w:val="0"/>
@@ -3368,6 +3412,7 @@
             <w:spacing w:before="60" w:lineRule="auto"/>
             <w:ind w:left="360" w:firstLine="0"/>
             <w:rPr>
+              <w:rFonts w:ascii="Times New Roman" w:cs="Times New Roman" w:eastAsia="Times New Roman" w:hAnsi="Times New Roman"/>
               <w:color w:val="000000"/>
               <w:u w:val="none"/>
             </w:rPr>
@@ -3375,7 +3420,7 @@
           <w:hyperlink w:anchor="">
             <w:r>
               <w:rPr>
-                <w:rFonts w:ascii="Arial" w:cs="Arial" w:eastAsia="Arial" w:hAnsi="Arial"/>
+                <w:rFonts w:ascii="Times New Roman" w:cs="Times New Roman" w:eastAsia="Times New Roman" w:hAnsi="Times New Roman"/>
                 <w:b w:val="1"/>
                 <w:bCs w:val="1"/>
                 <w:i w:val="0"/>
@@ -3409,6 +3454,7 @@
             <w:spacing w:before="60" w:lineRule="auto"/>
             <w:ind w:left="360" w:firstLine="0"/>
             <w:rPr>
+              <w:rFonts w:ascii="Times New Roman" w:cs="Times New Roman" w:eastAsia="Times New Roman" w:hAnsi="Times New Roman"/>
               <w:color w:val="000000"/>
               <w:u w:val="none"/>
             </w:rPr>
@@ -3416,7 +3462,7 @@
           <w:hyperlink w:anchor="">
             <w:r>
               <w:rPr>
-                <w:rFonts w:ascii="Arial" w:cs="Arial" w:eastAsia="Arial" w:hAnsi="Arial"/>
+                <w:rFonts w:ascii="Times New Roman" w:cs="Times New Roman" w:eastAsia="Times New Roman" w:hAnsi="Times New Roman"/>
                 <w:b w:val="1"/>
                 <w:bCs w:val="1"/>
                 <w:i w:val="0"/>
@@ -3449,6 +3495,7 @@
             </w:tabs>
             <w:spacing w:before="60" w:lineRule="auto"/>
             <w:rPr>
+              <w:rFonts w:ascii="Times New Roman" w:cs="Times New Roman" w:eastAsia="Times New Roman" w:hAnsi="Times New Roman"/>
               <w:b w:val="1"/>
               <w:bCs w:val="1"/>
               <w:color w:val="000000"/>
@@ -3458,7 +3505,7 @@
           <w:hyperlink w:anchor="">
             <w:r>
               <w:rPr>
-                <w:rFonts w:ascii="Arial" w:cs="Arial" w:eastAsia="Arial" w:hAnsi="Arial"/>
+                <w:rFonts w:ascii="Times New Roman" w:cs="Times New Roman" w:eastAsia="Times New Roman" w:hAnsi="Times New Roman"/>
                 <w:b w:val="1"/>
                 <w:bCs w:val="1"/>
                 <w:i w:val="0"/>
@@ -3491,17 +3538,21 @@
     </w:sdt>
     <w:p>
       <w:pPr>
-        <w:rPr/>
-      </w:pPr>
-      <w:r>
-        <w:rPr>
-          <w:rtl w:val="0"/>
-        </w:rPr>
-      </w:r>
-    </w:p>
-    <w:p>
-      <w:pPr>
-        <w:rPr/>
+        <w:rPr>
+          <w:rFonts w:ascii="Times New Roman" w:cs="Times New Roman" w:eastAsia="Times New Roman" w:hAnsi="Times New Roman"/>
+        </w:rPr>
+      </w:pPr>
+      <w:r>
+        <w:rPr>
+          <w:rtl w:val="0"/>
+        </w:rPr>
+      </w:r>
+    </w:p>
+    <w:p>
+      <w:pPr>
+        <w:rPr>
+          <w:rFonts w:ascii="Times New Roman" w:cs="Times New Roman" w:eastAsia="Times New Roman" w:hAnsi="Times New Roman"/>
+        </w:rPr>
       </w:pPr>
       <w:r>
         <w:rPr>
@@ -4412,7 +4463,7 @@
           <w:rFonts w:ascii="Times New Roman" w:cs="Times New Roman" w:eastAsia="Times New Roman" w:hAnsi="Times New Roman"/>
           <w:rtl w:val="0"/>
         </w:rPr>
-        <w:t xml:space="preserve">Compete precipuamente à Unidade Setorial de Frotas planejar, monitorar e controlar a circulação dos veículos sob sua responsabilidade, zelando pelas condições técnicas e de segurança. Entre as obrigações do gestor local, destaca-se o dever de manter atualizados no sistema os registros cadastrais, informações sobre tributos, seguros, consumo de combustível, manutenções, autuações de trânsito e o cadastro de condutores e usuários. O descumprimento dessas obrigações sujeita o veículo ao recolhimento para o pátio central da SEAD, sem prejuízo da instauração de Processo Administrativo Disciplinar (PAD) para apuração de responsabilidade funcional.</w:t>
+        <w:t xml:space="preserve">Compete principalmente à Unidade Setorial de Frotas planejar, monitorar e controlar a circulação dos veículos sob sua responsabilidade, zelando pelas condições técnicas e de segurança. Entre as obrigações do gestor local, destaca-se o dever de manter atualizados no sistema os registros cadastrais, informações sobre tributos, seguros, consumo de combustível, manutenções, autuações de trânsito e o cadastro de condutores e usuários. O descumprimento dessas obrigações sujeita o veículo ao recolhimento para o pátio central da SEAD, sem prejuízo da instauração de Processo Administrativo Disciplinar (PAD) para apuração de responsabilidade funcional.</w:t>
       </w:r>
     </w:p>
     <w:p>
@@ -4591,7 +4642,7 @@
           <w:rFonts w:ascii="Times New Roman" w:cs="Times New Roman" w:eastAsia="Times New Roman" w:hAnsi="Times New Roman"/>
           <w:rtl w:val="0"/>
         </w:rPr>
-        <w:t xml:space="preserve"> A identificação do condutor infrator em autuações de trânsito é obrigatória. O condutor notificado tem prazo de 5 dias para manifestação ou defesa, sendo que o valor da multa indeferida é quitado pelo órgão e descontado em folha de pagamento do servidor caso não haja o recolhimento bancário voluntário.</w:t>
+        <w:t xml:space="preserve"> A identificação do condutor infrator em autuações de trânsito é obrigatória. O condutor notificado tem prazo de 5 dias para manifestação ou defesa, sendo que o valor da multa indeferida é quitado pelo órgão e descontado na folha de pagamento do servidor caso não haja o recolhimento bancário voluntário.</w:t>
       </w:r>
     </w:p>
     <w:p>

--- a/Artigo.docx
+++ b/Artigo.docx
@@ -1534,7 +1534,7 @@
     </w:p>
     <w:sdt>
       <w:sdtPr>
-        <w:id w:val="996218328"/>
+        <w:id w:val="-292165141"/>
         <w:docPartObj>
           <w:docPartGallery w:val="Table of Contents"/>
           <w:docPartUnique w:val="1"/>
@@ -1548,11 +1548,19 @@
             </w:tabs>
             <w:spacing w:before="60" w:lineRule="auto"/>
             <w:rPr>
-              <w:rFonts w:ascii="Times New Roman" w:cs="Times New Roman" w:eastAsia="Times New Roman" w:hAnsi="Times New Roman"/>
+              <w:rFonts w:ascii="Arial" w:cs="Arial" w:eastAsia="Arial" w:hAnsi="Arial"/>
               <w:b w:val="1"/>
               <w:bCs w:val="1"/>
+              <w:i w:val="0"/>
+              <w:iCs w:val="0"/>
+              <w:smallCaps w:val="0"/>
+              <w:strike w:val="0"/>
               <w:color w:val="000000"/>
+              <w:sz w:val="22"/>
+              <w:szCs w:val="22"/>
               <w:u w:val="none"/>
+              <w:shd w:fill="auto" w:val="clear"/>
+              <w:vertAlign w:val="baseline"/>
             </w:rPr>
           </w:pPr>
           <w:r>
@@ -1596,11 +1604,19 @@
             </w:tabs>
             <w:spacing w:before="60" w:lineRule="auto"/>
             <w:rPr>
-              <w:rFonts w:ascii="Times New Roman" w:cs="Times New Roman" w:eastAsia="Times New Roman" w:hAnsi="Times New Roman"/>
+              <w:rFonts w:ascii="Arial" w:cs="Arial" w:eastAsia="Arial" w:hAnsi="Arial"/>
               <w:b w:val="1"/>
               <w:bCs w:val="1"/>
+              <w:i w:val="0"/>
+              <w:iCs w:val="0"/>
+              <w:smallCaps w:val="0"/>
+              <w:strike w:val="0"/>
               <w:color w:val="000000"/>
+              <w:sz w:val="22"/>
+              <w:szCs w:val="22"/>
               <w:u w:val="none"/>
+              <w:shd w:fill="auto" w:val="clear"/>
+              <w:vertAlign w:val="baseline"/>
             </w:rPr>
           </w:pPr>
           <w:hyperlink w:anchor="">
@@ -1639,11 +1655,19 @@
             </w:tabs>
             <w:spacing w:before="60" w:lineRule="auto"/>
             <w:rPr>
-              <w:rFonts w:ascii="Times New Roman" w:cs="Times New Roman" w:eastAsia="Times New Roman" w:hAnsi="Times New Roman"/>
+              <w:rFonts w:ascii="Arial" w:cs="Arial" w:eastAsia="Arial" w:hAnsi="Arial"/>
               <w:b w:val="1"/>
               <w:bCs w:val="1"/>
+              <w:i w:val="0"/>
+              <w:iCs w:val="0"/>
+              <w:smallCaps w:val="0"/>
+              <w:strike w:val="0"/>
               <w:color w:val="000000"/>
+              <w:sz w:val="22"/>
+              <w:szCs w:val="22"/>
               <w:u w:val="none"/>
+              <w:shd w:fill="auto" w:val="clear"/>
+              <w:vertAlign w:val="baseline"/>
             </w:rPr>
           </w:pPr>
           <w:hyperlink w:anchor="">
@@ -1682,11 +1706,19 @@
             </w:tabs>
             <w:spacing w:before="60" w:lineRule="auto"/>
             <w:rPr>
-              <w:rFonts w:ascii="Times New Roman" w:cs="Times New Roman" w:eastAsia="Times New Roman" w:hAnsi="Times New Roman"/>
+              <w:rFonts w:ascii="Arial" w:cs="Arial" w:eastAsia="Arial" w:hAnsi="Arial"/>
               <w:b w:val="1"/>
               <w:bCs w:val="1"/>
+              <w:i w:val="0"/>
+              <w:iCs w:val="0"/>
+              <w:smallCaps w:val="0"/>
+              <w:strike w:val="0"/>
               <w:color w:val="000000"/>
+              <w:sz w:val="22"/>
+              <w:szCs w:val="22"/>
               <w:u w:val="none"/>
+              <w:shd w:fill="auto" w:val="clear"/>
+              <w:vertAlign w:val="baseline"/>
             </w:rPr>
           </w:pPr>
           <w:hyperlink w:anchor="">
@@ -1726,9 +1758,19 @@
             <w:spacing w:before="60" w:lineRule="auto"/>
             <w:ind w:left="360" w:firstLine="0"/>
             <w:rPr>
-              <w:rFonts w:ascii="Times New Roman" w:cs="Times New Roman" w:eastAsia="Times New Roman" w:hAnsi="Times New Roman"/>
+              <w:rFonts w:ascii="Arial" w:cs="Arial" w:eastAsia="Arial" w:hAnsi="Arial"/>
+              <w:b w:val="0"/>
+              <w:bCs w:val="0"/>
+              <w:i w:val="0"/>
+              <w:iCs w:val="0"/>
+              <w:smallCaps w:val="0"/>
+              <w:strike w:val="0"/>
               <w:color w:val="000000"/>
+              <w:sz w:val="22"/>
+              <w:szCs w:val="22"/>
               <w:u w:val="none"/>
+              <w:shd w:fill="auto" w:val="clear"/>
+              <w:vertAlign w:val="baseline"/>
             </w:rPr>
           </w:pPr>
           <w:hyperlink w:anchor="">
@@ -1768,9 +1810,19 @@
             <w:spacing w:before="60" w:lineRule="auto"/>
             <w:ind w:left="360" w:firstLine="0"/>
             <w:rPr>
-              <w:rFonts w:ascii="Times New Roman" w:cs="Times New Roman" w:eastAsia="Times New Roman" w:hAnsi="Times New Roman"/>
+              <w:rFonts w:ascii="Arial" w:cs="Arial" w:eastAsia="Arial" w:hAnsi="Arial"/>
+              <w:b w:val="0"/>
+              <w:bCs w:val="0"/>
+              <w:i w:val="0"/>
+              <w:iCs w:val="0"/>
+              <w:smallCaps w:val="0"/>
+              <w:strike w:val="0"/>
               <w:color w:val="000000"/>
+              <w:sz w:val="22"/>
+              <w:szCs w:val="22"/>
               <w:u w:val="none"/>
+              <w:shd w:fill="auto" w:val="clear"/>
+              <w:vertAlign w:val="baseline"/>
             </w:rPr>
           </w:pPr>
           <w:hyperlink w:anchor="">
@@ -1810,9 +1862,19 @@
             <w:spacing w:before="60" w:lineRule="auto"/>
             <w:ind w:left="360" w:firstLine="0"/>
             <w:rPr>
-              <w:rFonts w:ascii="Times New Roman" w:cs="Times New Roman" w:eastAsia="Times New Roman" w:hAnsi="Times New Roman"/>
+              <w:rFonts w:ascii="Arial" w:cs="Arial" w:eastAsia="Arial" w:hAnsi="Arial"/>
+              <w:b w:val="0"/>
+              <w:bCs w:val="0"/>
+              <w:i w:val="0"/>
+              <w:iCs w:val="0"/>
+              <w:smallCaps w:val="0"/>
+              <w:strike w:val="0"/>
               <w:color w:val="000000"/>
+              <w:sz w:val="22"/>
+              <w:szCs w:val="22"/>
               <w:u w:val="none"/>
+              <w:shd w:fill="auto" w:val="clear"/>
+              <w:vertAlign w:val="baseline"/>
             </w:rPr>
           </w:pPr>
           <w:hyperlink w:anchor="">
@@ -1852,9 +1914,19 @@
             <w:spacing w:before="60" w:lineRule="auto"/>
             <w:ind w:left="720" w:firstLine="0"/>
             <w:rPr>
-              <w:rFonts w:ascii="Times New Roman" w:cs="Times New Roman" w:eastAsia="Times New Roman" w:hAnsi="Times New Roman"/>
+              <w:rFonts w:ascii="Arial" w:cs="Arial" w:eastAsia="Arial" w:hAnsi="Arial"/>
+              <w:b w:val="0"/>
+              <w:bCs w:val="0"/>
+              <w:i w:val="0"/>
+              <w:iCs w:val="0"/>
+              <w:smallCaps w:val="0"/>
+              <w:strike w:val="0"/>
               <w:color w:val="000000"/>
+              <w:sz w:val="22"/>
+              <w:szCs w:val="22"/>
               <w:u w:val="none"/>
+              <w:shd w:fill="auto" w:val="clear"/>
+              <w:vertAlign w:val="baseline"/>
             </w:rPr>
           </w:pPr>
           <w:hyperlink w:anchor="">
@@ -1894,9 +1966,19 @@
             <w:spacing w:before="60" w:lineRule="auto"/>
             <w:ind w:left="720" w:firstLine="0"/>
             <w:rPr>
-              <w:rFonts w:ascii="Times New Roman" w:cs="Times New Roman" w:eastAsia="Times New Roman" w:hAnsi="Times New Roman"/>
+              <w:rFonts w:ascii="Arial" w:cs="Arial" w:eastAsia="Arial" w:hAnsi="Arial"/>
+              <w:b w:val="0"/>
+              <w:bCs w:val="0"/>
+              <w:i w:val="0"/>
+              <w:iCs w:val="0"/>
+              <w:smallCaps w:val="0"/>
+              <w:strike w:val="0"/>
               <w:color w:val="000000"/>
+              <w:sz w:val="22"/>
+              <w:szCs w:val="22"/>
               <w:u w:val="none"/>
+              <w:shd w:fill="auto" w:val="clear"/>
+              <w:vertAlign w:val="baseline"/>
             </w:rPr>
           </w:pPr>
           <w:hyperlink w:anchor="">
@@ -1936,9 +2018,19 @@
             <w:spacing w:before="60" w:lineRule="auto"/>
             <w:ind w:left="360" w:firstLine="0"/>
             <w:rPr>
-              <w:rFonts w:ascii="Times New Roman" w:cs="Times New Roman" w:eastAsia="Times New Roman" w:hAnsi="Times New Roman"/>
+              <w:rFonts w:ascii="Arial" w:cs="Arial" w:eastAsia="Arial" w:hAnsi="Arial"/>
+              <w:b w:val="0"/>
+              <w:bCs w:val="0"/>
+              <w:i w:val="0"/>
+              <w:iCs w:val="0"/>
+              <w:smallCaps w:val="0"/>
+              <w:strike w:val="0"/>
               <w:color w:val="000000"/>
+              <w:sz w:val="22"/>
+              <w:szCs w:val="22"/>
               <w:u w:val="none"/>
+              <w:shd w:fill="auto" w:val="clear"/>
+              <w:vertAlign w:val="baseline"/>
             </w:rPr>
           </w:pPr>
           <w:hyperlink w:anchor="">
@@ -1978,9 +2070,19 @@
             <w:spacing w:before="60" w:lineRule="auto"/>
             <w:ind w:left="360" w:firstLine="0"/>
             <w:rPr>
-              <w:rFonts w:ascii="Times New Roman" w:cs="Times New Roman" w:eastAsia="Times New Roman" w:hAnsi="Times New Roman"/>
+              <w:rFonts w:ascii="Arial" w:cs="Arial" w:eastAsia="Arial" w:hAnsi="Arial"/>
+              <w:b w:val="0"/>
+              <w:bCs w:val="0"/>
+              <w:i w:val="0"/>
+              <w:iCs w:val="0"/>
+              <w:smallCaps w:val="0"/>
+              <w:strike w:val="0"/>
               <w:color w:val="000000"/>
+              <w:sz w:val="22"/>
+              <w:szCs w:val="22"/>
               <w:u w:val="none"/>
+              <w:shd w:fill="auto" w:val="clear"/>
+              <w:vertAlign w:val="baseline"/>
             </w:rPr>
           </w:pPr>
           <w:hyperlink w:anchor="">
@@ -2003,7 +2105,7 @@
               </w:rPr>
               <w:t xml:space="preserve">1.5 OBJETO (LOCUS DA PESQUISA)</w:t>
               <w:tab/>
-              <w:t xml:space="preserve">8</w:t>
+              <w:t xml:space="preserve">9</w:t>
             </w:r>
           </w:hyperlink>
           <w:r>
@@ -2020,9 +2122,19 @@
             <w:spacing w:before="60" w:lineRule="auto"/>
             <w:ind w:left="360" w:firstLine="0"/>
             <w:rPr>
-              <w:rFonts w:ascii="Times New Roman" w:cs="Times New Roman" w:eastAsia="Times New Roman" w:hAnsi="Times New Roman"/>
+              <w:rFonts w:ascii="Arial" w:cs="Arial" w:eastAsia="Arial" w:hAnsi="Arial"/>
+              <w:b w:val="0"/>
+              <w:bCs w:val="0"/>
+              <w:i w:val="0"/>
+              <w:iCs w:val="0"/>
+              <w:smallCaps w:val="0"/>
+              <w:strike w:val="0"/>
               <w:color w:val="000000"/>
+              <w:sz w:val="22"/>
+              <w:szCs w:val="22"/>
               <w:u w:val="none"/>
+              <w:shd w:fill="auto" w:val="clear"/>
+              <w:vertAlign w:val="baseline"/>
             </w:rPr>
           </w:pPr>
           <w:hyperlink w:anchor="">
@@ -2062,9 +2174,19 @@
             <w:spacing w:before="60" w:lineRule="auto"/>
             <w:ind w:left="360" w:firstLine="0"/>
             <w:rPr>
-              <w:rFonts w:ascii="Times New Roman" w:cs="Times New Roman" w:eastAsia="Times New Roman" w:hAnsi="Times New Roman"/>
+              <w:rFonts w:ascii="Arial" w:cs="Arial" w:eastAsia="Arial" w:hAnsi="Arial"/>
+              <w:b w:val="0"/>
+              <w:bCs w:val="0"/>
+              <w:i w:val="0"/>
+              <w:iCs w:val="0"/>
+              <w:smallCaps w:val="0"/>
+              <w:strike w:val="0"/>
               <w:color w:val="000000"/>
+              <w:sz w:val="22"/>
+              <w:szCs w:val="22"/>
               <w:u w:val="none"/>
+              <w:shd w:fill="auto" w:val="clear"/>
+              <w:vertAlign w:val="baseline"/>
             </w:rPr>
           </w:pPr>
           <w:hyperlink w:anchor="">
@@ -2103,11 +2225,19 @@
             </w:tabs>
             <w:spacing w:before="60" w:lineRule="auto"/>
             <w:rPr>
-              <w:rFonts w:ascii="Times New Roman" w:cs="Times New Roman" w:eastAsia="Times New Roman" w:hAnsi="Times New Roman"/>
+              <w:rFonts w:ascii="Arial" w:cs="Arial" w:eastAsia="Arial" w:hAnsi="Arial"/>
               <w:b w:val="1"/>
               <w:bCs w:val="1"/>
+              <w:i w:val="0"/>
+              <w:iCs w:val="0"/>
+              <w:smallCaps w:val="0"/>
+              <w:strike w:val="0"/>
               <w:color w:val="000000"/>
+              <w:sz w:val="22"/>
+              <w:szCs w:val="22"/>
               <w:u w:val="none"/>
+              <w:shd w:fill="auto" w:val="clear"/>
+              <w:vertAlign w:val="baseline"/>
             </w:rPr>
           </w:pPr>
           <w:hyperlink w:anchor="">
@@ -2129,90 +2259,6 @@
                 <w:rtl w:val="0"/>
               </w:rPr>
               <w:t xml:space="preserve">2. MARCO LEGAL E REGULATÓRIO DA FROTA PÚBLICA</w:t>
-              <w:tab/>
-              <w:t xml:space="preserve">9</w:t>
-            </w:r>
-          </w:hyperlink>
-          <w:r>
-            <w:rPr>
-              <w:rtl w:val="0"/>
-            </w:rPr>
-          </w:r>
-        </w:p>
-        <w:p>
-          <w:pPr>
-            <w:tabs>
-              <w:tab w:val="right" w:leader="dot" w:pos="12000"/>
-            </w:tabs>
-            <w:spacing w:before="60" w:lineRule="auto"/>
-            <w:ind w:left="360" w:firstLine="0"/>
-            <w:rPr>
-              <w:rFonts w:ascii="Times New Roman" w:cs="Times New Roman" w:eastAsia="Times New Roman" w:hAnsi="Times New Roman"/>
-              <w:color w:val="000000"/>
-              <w:u w:val="none"/>
-            </w:rPr>
-          </w:pPr>
-          <w:hyperlink w:anchor="">
-            <w:r>
-              <w:rPr>
-                <w:rFonts w:ascii="Times New Roman" w:cs="Times New Roman" w:eastAsia="Times New Roman" w:hAnsi="Times New Roman"/>
-                <w:b w:val="1"/>
-                <w:bCs w:val="1"/>
-                <w:i w:val="0"/>
-                <w:iCs w:val="0"/>
-                <w:smallCaps w:val="0"/>
-                <w:strike w:val="0"/>
-                <w:color w:val="000000"/>
-                <w:sz w:val="22"/>
-                <w:szCs w:val="22"/>
-                <w:u w:val="none"/>
-                <w:shd w:fill="auto" w:val="clear"/>
-                <w:vertAlign w:val="baseline"/>
-                <w:rtl w:val="0"/>
-              </w:rPr>
-              <w:t xml:space="preserve">2.1 O Decreto Estadual nº 9.541/2019: Diretrizes e Governança do Estado de Goiás</w:t>
-              <w:tab/>
-              <w:t xml:space="preserve">9</w:t>
-            </w:r>
-          </w:hyperlink>
-          <w:r>
-            <w:rPr>
-              <w:rtl w:val="0"/>
-            </w:rPr>
-          </w:r>
-        </w:p>
-        <w:p>
-          <w:pPr>
-            <w:tabs>
-              <w:tab w:val="right" w:leader="dot" w:pos="12000"/>
-            </w:tabs>
-            <w:spacing w:before="60" w:lineRule="auto"/>
-            <w:ind w:left="360" w:firstLine="0"/>
-            <w:rPr>
-              <w:rFonts w:ascii="Times New Roman" w:cs="Times New Roman" w:eastAsia="Times New Roman" w:hAnsi="Times New Roman"/>
-              <w:color w:val="000000"/>
-              <w:u w:val="none"/>
-            </w:rPr>
-          </w:pPr>
-          <w:hyperlink w:anchor="">
-            <w:r>
-              <w:rPr>
-                <w:rFonts w:ascii="Times New Roman" w:cs="Times New Roman" w:eastAsia="Times New Roman" w:hAnsi="Times New Roman"/>
-                <w:b w:val="1"/>
-                <w:bCs w:val="1"/>
-                <w:i w:val="0"/>
-                <w:iCs w:val="0"/>
-                <w:smallCaps w:val="0"/>
-                <w:strike w:val="0"/>
-                <w:color w:val="000000"/>
-                <w:sz w:val="22"/>
-                <w:szCs w:val="22"/>
-                <w:u w:val="none"/>
-                <w:shd w:fill="auto" w:val="clear"/>
-                <w:vertAlign w:val="baseline"/>
-                <w:rtl w:val="0"/>
-              </w:rPr>
-              <w:t xml:space="preserve">2.2 A Instrução Normativa nº 108/2022-UEG: Normatização Interna da Logística de Transportes</w:t>
               <w:tab/>
               <w:t xml:space="preserve">10</w:t>
             </w:r>
@@ -2231,9 +2277,123 @@
             <w:spacing w:before="60" w:lineRule="auto"/>
             <w:ind w:left="360" w:firstLine="0"/>
             <w:rPr>
-              <w:rFonts w:ascii="Times New Roman" w:cs="Times New Roman" w:eastAsia="Times New Roman" w:hAnsi="Times New Roman"/>
+              <w:rFonts w:ascii="Arial" w:cs="Arial" w:eastAsia="Arial" w:hAnsi="Arial"/>
+              <w:b w:val="0"/>
+              <w:bCs w:val="0"/>
+              <w:i w:val="0"/>
+              <w:iCs w:val="0"/>
+              <w:smallCaps w:val="0"/>
+              <w:strike w:val="0"/>
               <w:color w:val="000000"/>
+              <w:sz w:val="22"/>
+              <w:szCs w:val="22"/>
               <w:u w:val="none"/>
+              <w:shd w:fill="auto" w:val="clear"/>
+              <w:vertAlign w:val="baseline"/>
+            </w:rPr>
+          </w:pPr>
+          <w:hyperlink w:anchor="">
+            <w:r>
+              <w:rPr>
+                <w:rFonts w:ascii="Times New Roman" w:cs="Times New Roman" w:eastAsia="Times New Roman" w:hAnsi="Times New Roman"/>
+                <w:b w:val="1"/>
+                <w:bCs w:val="1"/>
+                <w:i w:val="0"/>
+                <w:iCs w:val="0"/>
+                <w:smallCaps w:val="0"/>
+                <w:strike w:val="0"/>
+                <w:color w:val="000000"/>
+                <w:sz w:val="22"/>
+                <w:szCs w:val="22"/>
+                <w:u w:val="none"/>
+                <w:shd w:fill="auto" w:val="clear"/>
+                <w:vertAlign w:val="baseline"/>
+                <w:rtl w:val="0"/>
+              </w:rPr>
+              <w:t xml:space="preserve">2.1 O Decreto Estadual nº 9.541/2019: Diretrizes e Governança do Estado de Goiás</w:t>
+              <w:tab/>
+              <w:t xml:space="preserve">10</w:t>
+            </w:r>
+          </w:hyperlink>
+          <w:r>
+            <w:rPr>
+              <w:rtl w:val="0"/>
+            </w:rPr>
+          </w:r>
+        </w:p>
+        <w:p>
+          <w:pPr>
+            <w:tabs>
+              <w:tab w:val="right" w:leader="dot" w:pos="12000"/>
+            </w:tabs>
+            <w:spacing w:before="60" w:lineRule="auto"/>
+            <w:ind w:left="360" w:firstLine="0"/>
+            <w:rPr>
+              <w:rFonts w:ascii="Arial" w:cs="Arial" w:eastAsia="Arial" w:hAnsi="Arial"/>
+              <w:b w:val="0"/>
+              <w:bCs w:val="0"/>
+              <w:i w:val="0"/>
+              <w:iCs w:val="0"/>
+              <w:smallCaps w:val="0"/>
+              <w:strike w:val="0"/>
+              <w:color w:val="000000"/>
+              <w:sz w:val="22"/>
+              <w:szCs w:val="22"/>
+              <w:u w:val="none"/>
+              <w:shd w:fill="auto" w:val="clear"/>
+              <w:vertAlign w:val="baseline"/>
+            </w:rPr>
+          </w:pPr>
+          <w:hyperlink w:anchor="">
+            <w:r>
+              <w:rPr>
+                <w:rFonts w:ascii="Times New Roman" w:cs="Times New Roman" w:eastAsia="Times New Roman" w:hAnsi="Times New Roman"/>
+                <w:b w:val="1"/>
+                <w:bCs w:val="1"/>
+                <w:i w:val="0"/>
+                <w:iCs w:val="0"/>
+                <w:smallCaps w:val="0"/>
+                <w:strike w:val="0"/>
+                <w:color w:val="000000"/>
+                <w:sz w:val="22"/>
+                <w:szCs w:val="22"/>
+                <w:u w:val="none"/>
+                <w:shd w:fill="auto" w:val="clear"/>
+                <w:vertAlign w:val="baseline"/>
+                <w:rtl w:val="0"/>
+              </w:rPr>
+              <w:t xml:space="preserve">2.2 A Instrução Normativa nº 108/2022-UEG: Normatização Interna da Logística de Transportes</w:t>
+              <w:tab/>
+              <w:t xml:space="preserve">11</w:t>
+            </w:r>
+          </w:hyperlink>
+          <w:r>
+            <w:rPr>
+              <w:rtl w:val="0"/>
+            </w:rPr>
+          </w:r>
+        </w:p>
+        <w:p>
+          <w:pPr>
+            <w:tabs>
+              <w:tab w:val="right" w:leader="dot" w:pos="12000"/>
+            </w:tabs>
+            <w:spacing w:before="60" w:lineRule="auto"/>
+            <w:ind w:left="360" w:firstLine="0"/>
+            <w:rPr>
+              <w:rFonts w:ascii="Arial" w:cs="Arial" w:eastAsia="Arial" w:hAnsi="Arial"/>
+              <w:b w:val="0"/>
+              <w:bCs w:val="0"/>
+              <w:i w:val="0"/>
+              <w:iCs w:val="0"/>
+              <w:smallCaps w:val="0"/>
+              <w:strike w:val="0"/>
+              <w:color w:val="000000"/>
+              <w:sz w:val="22"/>
+              <w:szCs w:val="22"/>
+              <w:u w:val="none"/>
+              <w:shd w:fill="auto" w:val="clear"/>
+              <w:vertAlign w:val="baseline"/>
             </w:rPr>
           </w:pPr>
           <w:hyperlink w:anchor="">
@@ -2273,9 +2433,19 @@
             <w:spacing w:before="60" w:lineRule="auto"/>
             <w:ind w:left="360" w:firstLine="0"/>
             <w:rPr>
-              <w:rFonts w:ascii="Times New Roman" w:cs="Times New Roman" w:eastAsia="Times New Roman" w:hAnsi="Times New Roman"/>
+              <w:rFonts w:ascii="Arial" w:cs="Arial" w:eastAsia="Arial" w:hAnsi="Arial"/>
+              <w:b w:val="0"/>
+              <w:bCs w:val="0"/>
+              <w:i w:val="0"/>
+              <w:iCs w:val="0"/>
+              <w:smallCaps w:val="0"/>
+              <w:strike w:val="0"/>
               <w:color w:val="000000"/>
+              <w:sz w:val="22"/>
+              <w:szCs w:val="22"/>
               <w:u w:val="none"/>
+              <w:shd w:fill="auto" w:val="clear"/>
+              <w:vertAlign w:val="baseline"/>
             </w:rPr>
           </w:pPr>
           <w:hyperlink w:anchor="">
@@ -2314,11 +2484,19 @@
             </w:tabs>
             <w:spacing w:before="60" w:lineRule="auto"/>
             <w:rPr>
-              <w:rFonts w:ascii="Times New Roman" w:cs="Times New Roman" w:eastAsia="Times New Roman" w:hAnsi="Times New Roman"/>
+              <w:rFonts w:ascii="Arial" w:cs="Arial" w:eastAsia="Arial" w:hAnsi="Arial"/>
               <w:b w:val="1"/>
               <w:bCs w:val="1"/>
+              <w:i w:val="0"/>
+              <w:iCs w:val="0"/>
+              <w:smallCaps w:val="0"/>
+              <w:strike w:val="0"/>
               <w:color w:val="000000"/>
+              <w:sz w:val="22"/>
+              <w:szCs w:val="22"/>
               <w:u w:val="none"/>
+              <w:shd w:fill="auto" w:val="clear"/>
+              <w:vertAlign w:val="baseline"/>
             </w:rPr>
           </w:pPr>
           <w:hyperlink w:anchor="">
@@ -2358,9 +2536,19 @@
             <w:spacing w:before="60" w:lineRule="auto"/>
             <w:ind w:left="360" w:firstLine="0"/>
             <w:rPr>
-              <w:rFonts w:ascii="Times New Roman" w:cs="Times New Roman" w:eastAsia="Times New Roman" w:hAnsi="Times New Roman"/>
+              <w:rFonts w:ascii="Arial" w:cs="Arial" w:eastAsia="Arial" w:hAnsi="Arial"/>
+              <w:b w:val="0"/>
+              <w:bCs w:val="0"/>
+              <w:i w:val="0"/>
+              <w:iCs w:val="0"/>
+              <w:smallCaps w:val="0"/>
+              <w:strike w:val="0"/>
               <w:color w:val="000000"/>
+              <w:sz w:val="22"/>
+              <w:szCs w:val="22"/>
               <w:u w:val="none"/>
+              <w:shd w:fill="auto" w:val="clear"/>
+              <w:vertAlign w:val="baseline"/>
             </w:rPr>
           </w:pPr>
           <w:hyperlink w:anchor="">
@@ -2400,9 +2588,19 @@
             <w:spacing w:before="60" w:lineRule="auto"/>
             <w:ind w:left="360" w:firstLine="0"/>
             <w:rPr>
-              <w:rFonts w:ascii="Times New Roman" w:cs="Times New Roman" w:eastAsia="Times New Roman" w:hAnsi="Times New Roman"/>
+              <w:rFonts w:ascii="Arial" w:cs="Arial" w:eastAsia="Arial" w:hAnsi="Arial"/>
+              <w:b w:val="0"/>
+              <w:bCs w:val="0"/>
+              <w:i w:val="0"/>
+              <w:iCs w:val="0"/>
+              <w:smallCaps w:val="0"/>
+              <w:strike w:val="0"/>
               <w:color w:val="000000"/>
+              <w:sz w:val="22"/>
+              <w:szCs w:val="22"/>
               <w:u w:val="none"/>
+              <w:shd w:fill="auto" w:val="clear"/>
+              <w:vertAlign w:val="baseline"/>
             </w:rPr>
           </w:pPr>
           <w:hyperlink w:anchor="">
@@ -2442,9 +2640,19 @@
             <w:spacing w:before="60" w:lineRule="auto"/>
             <w:ind w:left="360" w:firstLine="0"/>
             <w:rPr>
-              <w:rFonts w:ascii="Times New Roman" w:cs="Times New Roman" w:eastAsia="Times New Roman" w:hAnsi="Times New Roman"/>
+              <w:rFonts w:ascii="Arial" w:cs="Arial" w:eastAsia="Arial" w:hAnsi="Arial"/>
+              <w:b w:val="0"/>
+              <w:bCs w:val="0"/>
+              <w:i w:val="0"/>
+              <w:iCs w:val="0"/>
+              <w:smallCaps w:val="0"/>
+              <w:strike w:val="0"/>
               <w:color w:val="000000"/>
+              <w:sz w:val="22"/>
+              <w:szCs w:val="22"/>
               <w:u w:val="none"/>
+              <w:shd w:fill="auto" w:val="clear"/>
+              <w:vertAlign w:val="baseline"/>
             </w:rPr>
           </w:pPr>
           <w:hyperlink w:anchor="">
@@ -2483,11 +2691,19 @@
             </w:tabs>
             <w:spacing w:before="60" w:lineRule="auto"/>
             <w:rPr>
-              <w:rFonts w:ascii="Times New Roman" w:cs="Times New Roman" w:eastAsia="Times New Roman" w:hAnsi="Times New Roman"/>
+              <w:rFonts w:ascii="Arial" w:cs="Arial" w:eastAsia="Arial" w:hAnsi="Arial"/>
               <w:b w:val="1"/>
               <w:bCs w:val="1"/>
+              <w:i w:val="0"/>
+              <w:iCs w:val="0"/>
+              <w:smallCaps w:val="0"/>
+              <w:strike w:val="0"/>
               <w:color w:val="000000"/>
+              <w:sz w:val="22"/>
+              <w:szCs w:val="22"/>
               <w:u w:val="none"/>
+              <w:shd w:fill="auto" w:val="clear"/>
+              <w:vertAlign w:val="baseline"/>
             </w:rPr>
           </w:pPr>
           <w:hyperlink w:anchor="">
@@ -2527,9 +2743,19 @@
             <w:spacing w:before="60" w:lineRule="auto"/>
             <w:ind w:left="360" w:firstLine="0"/>
             <w:rPr>
-              <w:rFonts w:ascii="Times New Roman" w:cs="Times New Roman" w:eastAsia="Times New Roman" w:hAnsi="Times New Roman"/>
+              <w:rFonts w:ascii="Arial" w:cs="Arial" w:eastAsia="Arial" w:hAnsi="Arial"/>
+              <w:b w:val="0"/>
+              <w:bCs w:val="0"/>
+              <w:i w:val="0"/>
+              <w:iCs w:val="0"/>
+              <w:smallCaps w:val="0"/>
+              <w:strike w:val="0"/>
               <w:color w:val="000000"/>
+              <w:sz w:val="22"/>
+              <w:szCs w:val="22"/>
               <w:u w:val="none"/>
+              <w:shd w:fill="auto" w:val="clear"/>
+              <w:vertAlign w:val="baseline"/>
             </w:rPr>
           </w:pPr>
           <w:hyperlink w:anchor="">
@@ -2569,9 +2795,19 @@
             <w:spacing w:before="60" w:lineRule="auto"/>
             <w:ind w:left="360" w:firstLine="0"/>
             <w:rPr>
-              <w:rFonts w:ascii="Times New Roman" w:cs="Times New Roman" w:eastAsia="Times New Roman" w:hAnsi="Times New Roman"/>
+              <w:rFonts w:ascii="Arial" w:cs="Arial" w:eastAsia="Arial" w:hAnsi="Arial"/>
+              <w:b w:val="0"/>
+              <w:bCs w:val="0"/>
+              <w:i w:val="0"/>
+              <w:iCs w:val="0"/>
+              <w:smallCaps w:val="0"/>
+              <w:strike w:val="0"/>
               <w:color w:val="000000"/>
+              <w:sz w:val="22"/>
+              <w:szCs w:val="22"/>
               <w:u w:val="none"/>
+              <w:shd w:fill="auto" w:val="clear"/>
+              <w:vertAlign w:val="baseline"/>
             </w:rPr>
           </w:pPr>
           <w:hyperlink w:anchor="">
@@ -2611,9 +2847,19 @@
             <w:spacing w:before="60" w:lineRule="auto"/>
             <w:ind w:left="360" w:firstLine="0"/>
             <w:rPr>
-              <w:rFonts w:ascii="Times New Roman" w:cs="Times New Roman" w:eastAsia="Times New Roman" w:hAnsi="Times New Roman"/>
+              <w:rFonts w:ascii="Arial" w:cs="Arial" w:eastAsia="Arial" w:hAnsi="Arial"/>
+              <w:b w:val="0"/>
+              <w:bCs w:val="0"/>
+              <w:i w:val="0"/>
+              <w:iCs w:val="0"/>
+              <w:smallCaps w:val="0"/>
+              <w:strike w:val="0"/>
               <w:color w:val="000000"/>
+              <w:sz w:val="22"/>
+              <w:szCs w:val="22"/>
               <w:u w:val="none"/>
+              <w:shd w:fill="auto" w:val="clear"/>
+              <w:vertAlign w:val="baseline"/>
             </w:rPr>
           </w:pPr>
           <w:hyperlink w:anchor="">
@@ -2636,7 +2882,7 @@
               </w:rPr>
               <w:t xml:space="preserve">4.3 Corpus Documental e Fontes de Dados</w:t>
               <w:tab/>
-              <w:t xml:space="preserve">15</w:t>
+              <w:t xml:space="preserve">16</w:t>
             </w:r>
           </w:hyperlink>
           <w:r>
@@ -2653,9 +2899,19 @@
             <w:spacing w:before="60" w:lineRule="auto"/>
             <w:ind w:left="360" w:firstLine="0"/>
             <w:rPr>
-              <w:rFonts w:ascii="Times New Roman" w:cs="Times New Roman" w:eastAsia="Times New Roman" w:hAnsi="Times New Roman"/>
+              <w:rFonts w:ascii="Arial" w:cs="Arial" w:eastAsia="Arial" w:hAnsi="Arial"/>
+              <w:b w:val="0"/>
+              <w:bCs w:val="0"/>
+              <w:i w:val="0"/>
+              <w:iCs w:val="0"/>
+              <w:smallCaps w:val="0"/>
+              <w:strike w:val="0"/>
               <w:color w:val="000000"/>
+              <w:sz w:val="22"/>
+              <w:szCs w:val="22"/>
               <w:u w:val="none"/>
+              <w:shd w:fill="auto" w:val="clear"/>
+              <w:vertAlign w:val="baseline"/>
             </w:rPr>
           </w:pPr>
           <w:hyperlink w:anchor="">
@@ -2695,9 +2951,19 @@
             <w:spacing w:before="60" w:lineRule="auto"/>
             <w:ind w:left="360" w:firstLine="0"/>
             <w:rPr>
-              <w:rFonts w:ascii="Times New Roman" w:cs="Times New Roman" w:eastAsia="Times New Roman" w:hAnsi="Times New Roman"/>
+              <w:rFonts w:ascii="Arial" w:cs="Arial" w:eastAsia="Arial" w:hAnsi="Arial"/>
+              <w:b w:val="0"/>
+              <w:bCs w:val="0"/>
+              <w:i w:val="0"/>
+              <w:iCs w:val="0"/>
+              <w:smallCaps w:val="0"/>
+              <w:strike w:val="0"/>
               <w:color w:val="000000"/>
+              <w:sz w:val="22"/>
+              <w:szCs w:val="22"/>
               <w:u w:val="none"/>
+              <w:shd w:fill="auto" w:val="clear"/>
+              <w:vertAlign w:val="baseline"/>
             </w:rPr>
           </w:pPr>
           <w:hyperlink w:anchor="">
@@ -2736,11 +3002,19 @@
             </w:tabs>
             <w:spacing w:before="60" w:lineRule="auto"/>
             <w:rPr>
-              <w:rFonts w:ascii="Times New Roman" w:cs="Times New Roman" w:eastAsia="Times New Roman" w:hAnsi="Times New Roman"/>
+              <w:rFonts w:ascii="Arial" w:cs="Arial" w:eastAsia="Arial" w:hAnsi="Arial"/>
               <w:b w:val="1"/>
               <w:bCs w:val="1"/>
+              <w:i w:val="0"/>
+              <w:iCs w:val="0"/>
+              <w:smallCaps w:val="0"/>
+              <w:strike w:val="0"/>
               <w:color w:val="000000"/>
+              <w:sz w:val="22"/>
+              <w:szCs w:val="22"/>
               <w:u w:val="none"/>
+              <w:shd w:fill="auto" w:val="clear"/>
+              <w:vertAlign w:val="baseline"/>
             </w:rPr>
           </w:pPr>
           <w:hyperlink w:anchor="">
@@ -2763,7 +3037,7 @@
               </w:rPr>
               <w:t xml:space="preserve">5. ANÁLISE DOCUMENTAL E MAPEAMENTO DE PROCESSOS (SERVICE BLUEPRINT)</w:t>
               <w:tab/>
-              <w:t xml:space="preserve">16</w:t>
+              <w:t xml:space="preserve">17</w:t>
             </w:r>
           </w:hyperlink>
           <w:r>
@@ -2780,9 +3054,19 @@
             <w:spacing w:before="60" w:lineRule="auto"/>
             <w:ind w:left="360" w:firstLine="0"/>
             <w:rPr>
-              <w:rFonts w:ascii="Times New Roman" w:cs="Times New Roman" w:eastAsia="Times New Roman" w:hAnsi="Times New Roman"/>
+              <w:rFonts w:ascii="Arial" w:cs="Arial" w:eastAsia="Arial" w:hAnsi="Arial"/>
+              <w:b w:val="0"/>
+              <w:bCs w:val="0"/>
+              <w:i w:val="0"/>
+              <w:iCs w:val="0"/>
+              <w:smallCaps w:val="0"/>
+              <w:strike w:val="0"/>
               <w:color w:val="000000"/>
+              <w:sz w:val="22"/>
+              <w:szCs w:val="22"/>
               <w:u w:val="none"/>
+              <w:shd w:fill="auto" w:val="clear"/>
+              <w:vertAlign w:val="baseline"/>
             </w:rPr>
           </w:pPr>
           <w:hyperlink w:anchor="">
@@ -2805,7 +3089,7 @@
               </w:rPr>
               <w:t xml:space="preserve">5.1 Caracterização do Locus e Diagnóstico Operacional do Campus CET</w:t>
               <w:tab/>
-              <w:t xml:space="preserve">16</w:t>
+              <w:t xml:space="preserve">17</w:t>
             </w:r>
           </w:hyperlink>
           <w:r>
@@ -2822,9 +3106,19 @@
             <w:spacing w:before="60" w:lineRule="auto"/>
             <w:ind w:left="360" w:firstLine="0"/>
             <w:rPr>
-              <w:rFonts w:ascii="Times New Roman" w:cs="Times New Roman" w:eastAsia="Times New Roman" w:hAnsi="Times New Roman"/>
+              <w:rFonts w:ascii="Arial" w:cs="Arial" w:eastAsia="Arial" w:hAnsi="Arial"/>
+              <w:b w:val="0"/>
+              <w:bCs w:val="0"/>
+              <w:i w:val="0"/>
+              <w:iCs w:val="0"/>
+              <w:smallCaps w:val="0"/>
+              <w:strike w:val="0"/>
               <w:color w:val="000000"/>
+              <w:sz w:val="22"/>
+              <w:szCs w:val="22"/>
               <w:u w:val="none"/>
+              <w:shd w:fill="auto" w:val="clear"/>
+              <w:vertAlign w:val="baseline"/>
             </w:rPr>
           </w:pPr>
           <w:hyperlink w:anchor="">
@@ -2864,9 +3158,19 @@
             <w:spacing w:before="60" w:lineRule="auto"/>
             <w:ind w:left="360" w:firstLine="0"/>
             <w:rPr>
-              <w:rFonts w:ascii="Times New Roman" w:cs="Times New Roman" w:eastAsia="Times New Roman" w:hAnsi="Times New Roman"/>
+              <w:rFonts w:ascii="Arial" w:cs="Arial" w:eastAsia="Arial" w:hAnsi="Arial"/>
+              <w:b w:val="0"/>
+              <w:bCs w:val="0"/>
+              <w:i w:val="0"/>
+              <w:iCs w:val="0"/>
+              <w:smallCaps w:val="0"/>
+              <w:strike w:val="0"/>
               <w:color w:val="000000"/>
+              <w:sz w:val="22"/>
+              <w:szCs w:val="22"/>
               <w:u w:val="none"/>
+              <w:shd w:fill="auto" w:val="clear"/>
+              <w:vertAlign w:val="baseline"/>
             </w:rPr>
           </w:pPr>
           <w:hyperlink w:anchor="">
@@ -2906,9 +3210,19 @@
             <w:spacing w:before="60" w:lineRule="auto"/>
             <w:ind w:left="720" w:firstLine="0"/>
             <w:rPr>
-              <w:rFonts w:ascii="Times New Roman" w:cs="Times New Roman" w:eastAsia="Times New Roman" w:hAnsi="Times New Roman"/>
+              <w:rFonts w:ascii="Arial" w:cs="Arial" w:eastAsia="Arial" w:hAnsi="Arial"/>
+              <w:b w:val="0"/>
+              <w:bCs w:val="0"/>
+              <w:i w:val="0"/>
+              <w:iCs w:val="0"/>
+              <w:smallCaps w:val="0"/>
+              <w:strike w:val="0"/>
               <w:color w:val="000000"/>
+              <w:sz w:val="22"/>
+              <w:szCs w:val="22"/>
               <w:u w:val="none"/>
+              <w:shd w:fill="auto" w:val="clear"/>
+              <w:vertAlign w:val="baseline"/>
             </w:rPr>
           </w:pPr>
           <w:hyperlink w:anchor="">
@@ -2948,9 +3262,19 @@
             <w:spacing w:before="60" w:lineRule="auto"/>
             <w:ind w:left="720" w:firstLine="0"/>
             <w:rPr>
-              <w:rFonts w:ascii="Times New Roman" w:cs="Times New Roman" w:eastAsia="Times New Roman" w:hAnsi="Times New Roman"/>
+              <w:rFonts w:ascii="Arial" w:cs="Arial" w:eastAsia="Arial" w:hAnsi="Arial"/>
+              <w:b w:val="0"/>
+              <w:bCs w:val="0"/>
+              <w:i w:val="0"/>
+              <w:iCs w:val="0"/>
+              <w:smallCaps w:val="0"/>
+              <w:strike w:val="0"/>
               <w:color w:val="000000"/>
+              <w:sz w:val="22"/>
+              <w:szCs w:val="22"/>
               <w:u w:val="none"/>
+              <w:shd w:fill="auto" w:val="clear"/>
+              <w:vertAlign w:val="baseline"/>
             </w:rPr>
           </w:pPr>
           <w:hyperlink w:anchor="">
@@ -2990,9 +3314,19 @@
             <w:spacing w:before="60" w:lineRule="auto"/>
             <w:ind w:left="720" w:firstLine="0"/>
             <w:rPr>
-              <w:rFonts w:ascii="Times New Roman" w:cs="Times New Roman" w:eastAsia="Times New Roman" w:hAnsi="Times New Roman"/>
+              <w:rFonts w:ascii="Arial" w:cs="Arial" w:eastAsia="Arial" w:hAnsi="Arial"/>
+              <w:b w:val="0"/>
+              <w:bCs w:val="0"/>
+              <w:i w:val="0"/>
+              <w:iCs w:val="0"/>
+              <w:smallCaps w:val="0"/>
+              <w:strike w:val="0"/>
               <w:color w:val="000000"/>
+              <w:sz w:val="22"/>
+              <w:szCs w:val="22"/>
               <w:u w:val="none"/>
+              <w:shd w:fill="auto" w:val="clear"/>
+              <w:vertAlign w:val="baseline"/>
             </w:rPr>
           </w:pPr>
           <w:hyperlink w:anchor="">
@@ -3032,9 +3366,19 @@
             <w:spacing w:before="60" w:lineRule="auto"/>
             <w:ind w:left="720" w:firstLine="0"/>
             <w:rPr>
-              <w:rFonts w:ascii="Times New Roman" w:cs="Times New Roman" w:eastAsia="Times New Roman" w:hAnsi="Times New Roman"/>
+              <w:rFonts w:ascii="Arial" w:cs="Arial" w:eastAsia="Arial" w:hAnsi="Arial"/>
+              <w:b w:val="0"/>
+              <w:bCs w:val="0"/>
+              <w:i w:val="0"/>
+              <w:iCs w:val="0"/>
+              <w:smallCaps w:val="0"/>
+              <w:strike w:val="0"/>
               <w:color w:val="000000"/>
+              <w:sz w:val="22"/>
+              <w:szCs w:val="22"/>
               <w:u w:val="none"/>
+              <w:shd w:fill="auto" w:val="clear"/>
+              <w:vertAlign w:val="baseline"/>
             </w:rPr>
           </w:pPr>
           <w:hyperlink w:anchor="">
@@ -3074,9 +3418,19 @@
             <w:spacing w:before="60" w:lineRule="auto"/>
             <w:ind w:left="720" w:firstLine="0"/>
             <w:rPr>
-              <w:rFonts w:ascii="Times New Roman" w:cs="Times New Roman" w:eastAsia="Times New Roman" w:hAnsi="Times New Roman"/>
+              <w:rFonts w:ascii="Arial" w:cs="Arial" w:eastAsia="Arial" w:hAnsi="Arial"/>
+              <w:b w:val="0"/>
+              <w:bCs w:val="0"/>
+              <w:i w:val="0"/>
+              <w:iCs w:val="0"/>
+              <w:smallCaps w:val="0"/>
+              <w:strike w:val="0"/>
               <w:color w:val="000000"/>
+              <w:sz w:val="22"/>
+              <w:szCs w:val="22"/>
               <w:u w:val="none"/>
+              <w:shd w:fill="auto" w:val="clear"/>
+              <w:vertAlign w:val="baseline"/>
             </w:rPr>
           </w:pPr>
           <w:hyperlink w:anchor="">
@@ -3115,11 +3469,19 @@
             </w:tabs>
             <w:spacing w:before="60" w:lineRule="auto"/>
             <w:rPr>
-              <w:rFonts w:ascii="Times New Roman" w:cs="Times New Roman" w:eastAsia="Times New Roman" w:hAnsi="Times New Roman"/>
+              <w:rFonts w:ascii="Arial" w:cs="Arial" w:eastAsia="Arial" w:hAnsi="Arial"/>
               <w:b w:val="1"/>
               <w:bCs w:val="1"/>
+              <w:i w:val="0"/>
+              <w:iCs w:val="0"/>
+              <w:smallCaps w:val="0"/>
+              <w:strike w:val="0"/>
               <w:color w:val="000000"/>
+              <w:sz w:val="22"/>
+              <w:szCs w:val="22"/>
               <w:u w:val="none"/>
+              <w:shd w:fill="auto" w:val="clear"/>
+              <w:vertAlign w:val="baseline"/>
             </w:rPr>
           </w:pPr>
           <w:hyperlink w:anchor="">
@@ -3159,9 +3521,19 @@
             <w:spacing w:before="60" w:lineRule="auto"/>
             <w:ind w:left="360" w:firstLine="0"/>
             <w:rPr>
-              <w:rFonts w:ascii="Times New Roman" w:cs="Times New Roman" w:eastAsia="Times New Roman" w:hAnsi="Times New Roman"/>
+              <w:rFonts w:ascii="Arial" w:cs="Arial" w:eastAsia="Arial" w:hAnsi="Arial"/>
+              <w:b w:val="0"/>
+              <w:bCs w:val="0"/>
+              <w:i w:val="0"/>
+              <w:iCs w:val="0"/>
+              <w:smallCaps w:val="0"/>
+              <w:strike w:val="0"/>
               <w:color w:val="000000"/>
+              <w:sz w:val="22"/>
+              <w:szCs w:val="22"/>
               <w:u w:val="none"/>
+              <w:shd w:fill="auto" w:val="clear"/>
+              <w:vertAlign w:val="baseline"/>
             </w:rPr>
           </w:pPr>
           <w:hyperlink w:anchor="">
@@ -3201,9 +3573,19 @@
             <w:spacing w:before="60" w:lineRule="auto"/>
             <w:ind w:left="360" w:firstLine="0"/>
             <w:rPr>
-              <w:rFonts w:ascii="Times New Roman" w:cs="Times New Roman" w:eastAsia="Times New Roman" w:hAnsi="Times New Roman"/>
+              <w:rFonts w:ascii="Arial" w:cs="Arial" w:eastAsia="Arial" w:hAnsi="Arial"/>
+              <w:b w:val="0"/>
+              <w:bCs w:val="0"/>
+              <w:i w:val="0"/>
+              <w:iCs w:val="0"/>
+              <w:smallCaps w:val="0"/>
+              <w:strike w:val="0"/>
               <w:color w:val="000000"/>
+              <w:sz w:val="22"/>
+              <w:szCs w:val="22"/>
               <w:u w:val="none"/>
+              <w:shd w:fill="auto" w:val="clear"/>
+              <w:vertAlign w:val="baseline"/>
             </w:rPr>
           </w:pPr>
           <w:hyperlink w:anchor="">
@@ -3243,9 +3625,19 @@
             <w:spacing w:before="60" w:lineRule="auto"/>
             <w:ind w:left="360" w:firstLine="0"/>
             <w:rPr>
-              <w:rFonts w:ascii="Times New Roman" w:cs="Times New Roman" w:eastAsia="Times New Roman" w:hAnsi="Times New Roman"/>
+              <w:rFonts w:ascii="Arial" w:cs="Arial" w:eastAsia="Arial" w:hAnsi="Arial"/>
+              <w:b w:val="0"/>
+              <w:bCs w:val="0"/>
+              <w:i w:val="0"/>
+              <w:iCs w:val="0"/>
+              <w:smallCaps w:val="0"/>
+              <w:strike w:val="0"/>
               <w:color w:val="000000"/>
+              <w:sz w:val="22"/>
+              <w:szCs w:val="22"/>
               <w:u w:val="none"/>
+              <w:shd w:fill="auto" w:val="clear"/>
+              <w:vertAlign w:val="baseline"/>
             </w:rPr>
           </w:pPr>
           <w:hyperlink w:anchor="">
@@ -3268,7 +3660,7 @@
               </w:rPr>
               <w:t xml:space="preserve">6.3 Modelo Piloto Descentralizado no Campus CET</w:t>
               <w:tab/>
-              <w:t xml:space="preserve">21</w:t>
+              <w:t xml:space="preserve">22</w:t>
             </w:r>
           </w:hyperlink>
           <w:r>
@@ -3285,9 +3677,19 @@
             <w:spacing w:before="60" w:lineRule="auto"/>
             <w:ind w:left="360" w:firstLine="0"/>
             <w:rPr>
-              <w:rFonts w:ascii="Times New Roman" w:cs="Times New Roman" w:eastAsia="Times New Roman" w:hAnsi="Times New Roman"/>
+              <w:rFonts w:ascii="Arial" w:cs="Arial" w:eastAsia="Arial" w:hAnsi="Arial"/>
+              <w:b w:val="0"/>
+              <w:bCs w:val="0"/>
+              <w:i w:val="0"/>
+              <w:iCs w:val="0"/>
+              <w:smallCaps w:val="0"/>
+              <w:strike w:val="0"/>
               <w:color w:val="000000"/>
+              <w:sz w:val="22"/>
+              <w:szCs w:val="22"/>
               <w:u w:val="none"/>
+              <w:shd w:fill="auto" w:val="clear"/>
+              <w:vertAlign w:val="baseline"/>
             </w:rPr>
           </w:pPr>
           <w:hyperlink w:anchor="">
@@ -3326,11 +3728,19 @@
             </w:tabs>
             <w:spacing w:before="60" w:lineRule="auto"/>
             <w:rPr>
-              <w:rFonts w:ascii="Times New Roman" w:cs="Times New Roman" w:eastAsia="Times New Roman" w:hAnsi="Times New Roman"/>
+              <w:rFonts w:ascii="Arial" w:cs="Arial" w:eastAsia="Arial" w:hAnsi="Arial"/>
               <w:b w:val="1"/>
               <w:bCs w:val="1"/>
+              <w:i w:val="0"/>
+              <w:iCs w:val="0"/>
+              <w:smallCaps w:val="0"/>
+              <w:strike w:val="0"/>
               <w:color w:val="000000"/>
+              <w:sz w:val="22"/>
+              <w:szCs w:val="22"/>
               <w:u w:val="none"/>
+              <w:shd w:fill="auto" w:val="clear"/>
+              <w:vertAlign w:val="baseline"/>
             </w:rPr>
           </w:pPr>
           <w:hyperlink w:anchor="">
@@ -3370,9 +3780,19 @@
             <w:spacing w:before="60" w:lineRule="auto"/>
             <w:ind w:left="360" w:firstLine="0"/>
             <w:rPr>
-              <w:rFonts w:ascii="Times New Roman" w:cs="Times New Roman" w:eastAsia="Times New Roman" w:hAnsi="Times New Roman"/>
+              <w:rFonts w:ascii="Arial" w:cs="Arial" w:eastAsia="Arial" w:hAnsi="Arial"/>
+              <w:b w:val="0"/>
+              <w:bCs w:val="0"/>
+              <w:i w:val="0"/>
+              <w:iCs w:val="0"/>
+              <w:smallCaps w:val="0"/>
+              <w:strike w:val="0"/>
               <w:color w:val="000000"/>
+              <w:sz w:val="22"/>
+              <w:szCs w:val="22"/>
               <w:u w:val="none"/>
+              <w:shd w:fill="auto" w:val="clear"/>
+              <w:vertAlign w:val="baseline"/>
             </w:rPr>
           </w:pPr>
           <w:hyperlink w:anchor="">
@@ -3395,7 +3815,7 @@
               </w:rPr>
               <w:t xml:space="preserve">7.1 Síntese dos Principais Achados e Objetivos Atingidos</w:t>
               <w:tab/>
-              <w:t xml:space="preserve">23</w:t>
+              <w:t xml:space="preserve">24</w:t>
             </w:r>
           </w:hyperlink>
           <w:r>
@@ -3412,9 +3832,19 @@
             <w:spacing w:before="60" w:lineRule="auto"/>
             <w:ind w:left="360" w:firstLine="0"/>
             <w:rPr>
-              <w:rFonts w:ascii="Times New Roman" w:cs="Times New Roman" w:eastAsia="Times New Roman" w:hAnsi="Times New Roman"/>
+              <w:rFonts w:ascii="Arial" w:cs="Arial" w:eastAsia="Arial" w:hAnsi="Arial"/>
+              <w:b w:val="0"/>
+              <w:bCs w:val="0"/>
+              <w:i w:val="0"/>
+              <w:iCs w:val="0"/>
+              <w:smallCaps w:val="0"/>
+              <w:strike w:val="0"/>
               <w:color w:val="000000"/>
+              <w:sz w:val="22"/>
+              <w:szCs w:val="22"/>
               <w:u w:val="none"/>
+              <w:shd w:fill="auto" w:val="clear"/>
+              <w:vertAlign w:val="baseline"/>
             </w:rPr>
           </w:pPr>
           <w:hyperlink w:anchor="">
@@ -3454,9 +3884,19 @@
             <w:spacing w:before="60" w:lineRule="auto"/>
             <w:ind w:left="360" w:firstLine="0"/>
             <w:rPr>
-              <w:rFonts w:ascii="Times New Roman" w:cs="Times New Roman" w:eastAsia="Times New Roman" w:hAnsi="Times New Roman"/>
+              <w:rFonts w:ascii="Arial" w:cs="Arial" w:eastAsia="Arial" w:hAnsi="Arial"/>
+              <w:b w:val="0"/>
+              <w:bCs w:val="0"/>
+              <w:i w:val="0"/>
+              <w:iCs w:val="0"/>
+              <w:smallCaps w:val="0"/>
+              <w:strike w:val="0"/>
               <w:color w:val="000000"/>
+              <w:sz w:val="22"/>
+              <w:szCs w:val="22"/>
               <w:u w:val="none"/>
+              <w:shd w:fill="auto" w:val="clear"/>
+              <w:vertAlign w:val="baseline"/>
             </w:rPr>
           </w:pPr>
           <w:hyperlink w:anchor="">
@@ -3495,11 +3935,19 @@
             </w:tabs>
             <w:spacing w:before="60" w:lineRule="auto"/>
             <w:rPr>
-              <w:rFonts w:ascii="Times New Roman" w:cs="Times New Roman" w:eastAsia="Times New Roman" w:hAnsi="Times New Roman"/>
+              <w:rFonts w:ascii="Arial" w:cs="Arial" w:eastAsia="Arial" w:hAnsi="Arial"/>
               <w:b w:val="1"/>
               <w:bCs w:val="1"/>
+              <w:i w:val="0"/>
+              <w:iCs w:val="0"/>
+              <w:smallCaps w:val="0"/>
+              <w:strike w:val="0"/>
               <w:color w:val="000000"/>
+              <w:sz w:val="22"/>
+              <w:szCs w:val="22"/>
               <w:u w:val="none"/>
+              <w:shd w:fill="auto" w:val="clear"/>
+              <w:vertAlign w:val="baseline"/>
             </w:rPr>
           </w:pPr>
           <w:hyperlink w:anchor="">
@@ -5974,7 +6422,7 @@
           <w:rFonts w:ascii="Times New Roman" w:cs="Times New Roman" w:eastAsia="Times New Roman" w:hAnsi="Times New Roman"/>
           <w:rtl w:val="0"/>
         </w:rPr>
-        <w:t xml:space="preserve">A utilização da "Linha de Visibilidade" no blueprint permite explicitar os pontos cego-operacionais e identificar precisely onde ocorrem as falhas de comunicação ou o travamento de processos (BITNER; OSTROM; MORGAN, 2008). No ambiente público, essa abordagem assegura que o redesenho dos serviços contemple tanto a facilidade de acesso para o servidor requisitante quanto o rigor de controle exigido pelos órgãos de fiscalização.</w:t>
+        <w:t xml:space="preserve">A utilização da "Linha de Visibilidade" no blueprint permite explicitar os pontos cego-operacionais e identificar precisamente onde ocorrem as falhas de comunicação ou o travamento de processos (BITNER; OSTROM; MORGAN, 2008). No ambiente público, essa abordagem assegura que o redesenho dos serviços contemple tanto a facilidade de acesso para o servidor requisitante quanto o rigor de controle exigido pelos órgãos de fiscalização.</w:t>
       </w:r>
     </w:p>
     <w:p>
@@ -6502,7 +6950,35 @@
           <w:rFonts w:ascii="Times New Roman" w:cs="Times New Roman" w:eastAsia="Times New Roman" w:hAnsi="Times New Roman"/>
           <w:rtl w:val="0"/>
         </w:rPr>
-        <w:t xml:space="preserve"> Registros técnicos de atendimento e melhorias do sistema de transportes da UEG, abrangendo o Chamado #17424 (interrupção e reunião com a SEAD), o Chamado #18595 (cadastro de fiscais de contrato e portarias no ADMS/GerencialRH) e o Chamado #19583 (ajuste no roteamento de aprovação de chefias vinculado ao organograma).</w:t>
+        <w:t xml:space="preserve"> Registros técnicos de atendimento e melhorias do sistema de transportes da UEG, abrangendo o Chamado #17424 (interrupção e reunião com a SEAD), o Chamado #18595 (cadastro de fiscais de contrato e portarias no ADMS/</w:t>
+      </w:r>
+      <w:r>
+        <w:rPr>
+          <w:rFonts w:ascii="Times New Roman" w:cs="Times New Roman" w:eastAsia="Times New Roman" w:hAnsi="Times New Roman"/>
+          <w:rtl w:val="0"/>
+        </w:rPr>
+        <w:t xml:space="preserve">GerencialRH</w:t>
+      </w:r>
+      <w:r>
+        <w:rPr>
+          <w:rFonts w:ascii="Times New Roman" w:cs="Times New Roman" w:eastAsia="Times New Roman" w:hAnsi="Times New Roman"/>
+          <w:rtl w:val="0"/>
+        </w:rPr>
+        <w:t xml:space="preserve">) e o Chamado #19583 (ajuste no </w:t>
+      </w:r>
+      <w:r>
+        <w:rPr>
+          <w:rFonts w:ascii="Times New Roman" w:cs="Times New Roman" w:eastAsia="Times New Roman" w:hAnsi="Times New Roman"/>
+          <w:rtl w:val="0"/>
+        </w:rPr>
+        <w:t xml:space="preserve">roteamento</w:t>
+      </w:r>
+      <w:r>
+        <w:rPr>
+          <w:rFonts w:ascii="Times New Roman" w:cs="Times New Roman" w:eastAsia="Times New Roman" w:hAnsi="Times New Roman"/>
+          <w:rtl w:val="0"/>
+        </w:rPr>
+        <w:t xml:space="preserve"> de aprovação de chefias vinculado ao organograma).</w:t>
       </w:r>
     </w:p>
     <w:p>
@@ -7383,7 +7859,14 @@
                 <w:rFonts w:ascii="Times New Roman" w:cs="Times New Roman" w:eastAsia="Times New Roman" w:hAnsi="Times New Roman"/>
                 <w:rtl w:val="0"/>
               </w:rPr>
-              <w:t xml:space="preserve">Canal de suporte/orientação local tira dúvidas administrativas sobre as regras.</w:t>
+              <w:t xml:space="preserve">Canal</w:t>
+            </w:r>
+            <w:r>
+              <w:rPr>
+                <w:rFonts w:ascii="Times New Roman" w:cs="Times New Roman" w:eastAsia="Times New Roman" w:hAnsi="Times New Roman"/>
+                <w:rtl w:val="0"/>
+              </w:rPr>
+              <w:t xml:space="preserve"> de suporte/orientação local tira dúvidas administrativas sobre as regras.</w:t>
             </w:r>
           </w:p>
         </w:tc>
@@ -7593,7 +8076,14 @@
                 <w:rFonts w:ascii="Times New Roman" w:cs="Times New Roman" w:eastAsia="Times New Roman" w:hAnsi="Times New Roman"/>
                 <w:rtl w:val="0"/>
               </w:rPr>
-              <w:t xml:space="preserve">Sistema recupera automaticamente dados de vistoria da última viagem para conferência rápida.</w:t>
+              <w:t xml:space="preserve">Sistema</w:t>
+            </w:r>
+            <w:r>
+              <w:rPr>
+                <w:rFonts w:ascii="Times New Roman" w:cs="Times New Roman" w:eastAsia="Times New Roman" w:hAnsi="Times New Roman"/>
+                <w:rtl w:val="0"/>
+              </w:rPr>
+              <w:t xml:space="preserve"> recupera automaticamente dados de vistoria da última viagem para conferência rápida.</w:t>
             </w:r>
           </w:p>
         </w:tc>
@@ -7792,7 +8282,35 @@
                 <w:rFonts w:ascii="Times New Roman" w:cs="Times New Roman" w:eastAsia="Times New Roman" w:hAnsi="Times New Roman"/>
                 <w:rtl w:val="0"/>
               </w:rPr>
-              <w:t xml:space="preserve">Módulo ADMS/GerencialRH integrado para segurança de tráfego e condutores.</w:t>
+              <w:t xml:space="preserve">Módulo </w:t>
+            </w:r>
+            <w:r>
+              <w:rPr>
+                <w:rFonts w:ascii="Times New Roman" w:cs="Times New Roman" w:eastAsia="Times New Roman" w:hAnsi="Times New Roman"/>
+                <w:rtl w:val="0"/>
+              </w:rPr>
+              <w:t xml:space="preserve">ADMS</w:t>
+            </w:r>
+            <w:r>
+              <w:rPr>
+                <w:rFonts w:ascii="Times New Roman" w:cs="Times New Roman" w:eastAsia="Times New Roman" w:hAnsi="Times New Roman"/>
+                <w:rtl w:val="0"/>
+              </w:rPr>
+              <w:t xml:space="preserve">/</w:t>
+            </w:r>
+            <w:r>
+              <w:rPr>
+                <w:rFonts w:ascii="Times New Roman" w:cs="Times New Roman" w:eastAsia="Times New Roman" w:hAnsi="Times New Roman"/>
+                <w:rtl w:val="0"/>
+              </w:rPr>
+              <w:t xml:space="preserve">GerencialRH</w:t>
+            </w:r>
+            <w:r>
+              <w:rPr>
+                <w:rFonts w:ascii="Times New Roman" w:cs="Times New Roman" w:eastAsia="Times New Roman" w:hAnsi="Times New Roman"/>
+                <w:rtl w:val="0"/>
+              </w:rPr>
+              <w:t xml:space="preserve"> integrado para segurança de tráfego e condutores.</w:t>
             </w:r>
           </w:p>
         </w:tc>
@@ -8193,7 +8711,35 @@
           <w:rFonts w:ascii="Times New Roman" w:cs="Times New Roman" w:eastAsia="Times New Roman" w:hAnsi="Times New Roman"/>
           <w:rtl w:val="0"/>
         </w:rPr>
-        <w:t xml:space="preserve">O Gestor de Frota Local (Fiscal de Transportes do CET), designado por portaria publicada no Diário Oficial e cadastrado com a função de gestor no sistema GerencialRH/ADMS, possui total autonomia para avaliar a escala de motoristas e deferir a viagem diretamente no portal. A intermediação da GEAL Central ocorre exclusivamente para veículos da frota reserva geral da universidade ou para a reserva de ônibus executivos de grande porte.</w:t>
+        <w:t xml:space="preserve">O Gestor de Frota Local (Fiscal de Transportes do CET), designado por portaria publicada no Diário Oficial e cadastrado com a função de gestor no sistema </w:t>
+      </w:r>
+      <w:r>
+        <w:rPr>
+          <w:rFonts w:ascii="Times New Roman" w:cs="Times New Roman" w:eastAsia="Times New Roman" w:hAnsi="Times New Roman"/>
+          <w:rtl w:val="0"/>
+        </w:rPr>
+        <w:t xml:space="preserve">GerencialRH</w:t>
+      </w:r>
+      <w:r>
+        <w:rPr>
+          <w:rFonts w:ascii="Times New Roman" w:cs="Times New Roman" w:eastAsia="Times New Roman" w:hAnsi="Times New Roman"/>
+          <w:rtl w:val="0"/>
+        </w:rPr>
+        <w:t xml:space="preserve">/</w:t>
+      </w:r>
+      <w:r>
+        <w:rPr>
+          <w:rFonts w:ascii="Times New Roman" w:cs="Times New Roman" w:eastAsia="Times New Roman" w:hAnsi="Times New Roman"/>
+          <w:rtl w:val="0"/>
+        </w:rPr>
+        <w:t xml:space="preserve">ADMS</w:t>
+      </w:r>
+      <w:r>
+        <w:rPr>
+          <w:rFonts w:ascii="Times New Roman" w:cs="Times New Roman" w:eastAsia="Times New Roman" w:hAnsi="Times New Roman"/>
+          <w:rtl w:val="0"/>
+        </w:rPr>
+        <w:t xml:space="preserve">, possui total autonomia para avaliar a escala de motoristas e deferir a viagem diretamente no portal. A intermediação da GEAL Central ocorre exclusivamente para veículos da frota reserva geral da universidade ou para a reserva de ônibus executivos de grande porte.</w:t>
       </w:r>
     </w:p>
     <w:p>
@@ -8470,7 +9016,7 @@
           <w:rFonts w:ascii="Times New Roman" w:cs="Times New Roman" w:eastAsia="Times New Roman" w:hAnsi="Times New Roman"/>
           <w:rtl w:val="0"/>
         </w:rPr>
-        <w:t xml:space="preserve"> Como o portal app.ueg.br opera em ambiente web único para toda a universidade, não há necessidade de enviar papéis, vias de OT ou relatórios físicos para a GEAL Central em Goiânia. A GEAL e a Diretoria de Gestão Integrada (DGI) possuem acesso irrestrito em tempo real a todas as Ordens de Tráfego, vistorias, custos e rotas do Campus CET para fins de auditoria digital.</w:t>
+        <w:t xml:space="preserve"> Como o portal app.ueg.br opera em ambiente web único para toda a universidade, não há necessidade de enviar papéis, vias de OT ou relatórios físicos para a GEAL Central em Anápolis. A GEAL e a Diretoria de Gestão Integrada (DGI) possuem acesso irrestrito em tempo real a todas as Ordens de Tráfego, vistorias, custos e rotas do Campus CET para fins de auditoria digital.</w:t>
       </w:r>
     </w:p>
     <w:p>
@@ -8563,7 +9109,7 @@
           <w:rFonts w:ascii="Times New Roman" w:cs="Times New Roman" w:eastAsia="Times New Roman" w:hAnsi="Times New Roman"/>
           <w:rtl w:val="0"/>
         </w:rPr>
-        <w:t xml:space="preserve">A convergência entre o Decreto Estadual nº 9.541/2019, a Instrução Normativa nº 108/2022-UEG e as diretrizes do Campus Central Anápolis (CET) permitiu mapear os requisitos indispensáveis para a transformação do processo de gestão de frota. Em vez de projetar uma nova plataforma isolada, a investigação documental demonstrou que a adequação normativa exigia a tradução de regras jurídicas e operacionais em funcionalidades no portal unificado da instituição (app.ueg.br).</w:t>
+        <w:t xml:space="preserve">A convergência entre o Decreto Estadual nº 9.541/2019, a Instrução Normativa nº 108/2022-UEG e as diretrizes do Campus Central Anápolis (CET) permitiu mapear os requisitos para a transformação do processo de gestão de frota. Em vez de projetar uma nova plataforma isolada, a investigação documental demonstrou que a adequação normativa exigia a tradução de regras jurídicas e operacionais em funcionalidades no portal unificado da instituição (app.ueg.br).</w:t>
       </w:r>
     </w:p>
     <w:p>
@@ -8776,7 +9322,21 @@
           <w:rFonts w:ascii="Times New Roman" w:cs="Times New Roman" w:eastAsia="Times New Roman" w:hAnsi="Times New Roman"/>
           <w:rtl w:val="0"/>
         </w:rPr>
-        <w:t xml:space="preserve"> Em abril de 2025, o registro formal dos fiscais nomeados em portaria para a gestão do contrato de motoristas terceirizados foi padronizado no portal ADMS (app.ueg.br). O sistema passou a exigir a atribuição do perfil de "gestor de frota" no módulo GerencialRH para permitir a emissão, liberação e fechamento das Ordens de Tráfego.</w:t>
+        <w:t xml:space="preserve"> Em abril de 2025, o registro formal dos fiscais nomeados em portaria para a gestão do contrato de motoristas terceirizados foi padronizado no portal ADMS (app.ueg.br). O sistema passou a exigir a atribuição do perfil de "gestor de frota" no módulo </w:t>
+      </w:r>
+      <w:r>
+        <w:rPr>
+          <w:rFonts w:ascii="Times New Roman" w:cs="Times New Roman" w:eastAsia="Times New Roman" w:hAnsi="Times New Roman"/>
+          <w:rtl w:val="0"/>
+        </w:rPr>
+        <w:t xml:space="preserve">GerencialRH</w:t>
+      </w:r>
+      <w:r>
+        <w:rPr>
+          <w:rFonts w:ascii="Times New Roman" w:cs="Times New Roman" w:eastAsia="Times New Roman" w:hAnsi="Times New Roman"/>
+          <w:rtl w:val="0"/>
+        </w:rPr>
+        <w:t xml:space="preserve"> para permitir a emissão, liberação e fechamento das Ordens de Tráfego.</w:t>
       </w:r>
     </w:p>
     <w:p>
@@ -8803,7 +9363,52 @@
           <w:rFonts w:ascii="Times New Roman" w:cs="Times New Roman" w:eastAsia="Times New Roman" w:hAnsi="Times New Roman"/>
           <w:rtl w:val="0"/>
         </w:rPr>
-        <w:t xml:space="preserve"> O principal problema de comunicação e travamento de requisições ocorria na etapa de aprovação. O formulário apresentava registros duplicados e solicitações que não chegavam aos chefes imediatos. A equipe de TI identificou que o erro decorria de falhas no vínculo de lotações dos usuários. A correção definitiva foi implementada ao alterar a funcionalidade do software para buscar a chefia imediata diretamente na tabela unificada do organograma da UEG (ueg.tbl_departamentos). Com essa integração, no momento em que o usuário seleciona o departamento requisitante, o sistema roteia a aprovação automaticamente ao responsável cadastrado no organograma da UEG, eliminando ruídos de comunicação e atrasos de homologação.</w:t>
+        <w:t xml:space="preserve"> O principal problema de comunicação e travamento de requisições ocorria na etapa de aprovação. O formulário apresentava registros duplicados e solicitações que não chegavam aos chefes imediatos. A equipe de TI identificou que o erro </w:t>
+      </w:r>
+      <w:r>
+        <w:rPr>
+          <w:rFonts w:ascii="Times New Roman" w:cs="Times New Roman" w:eastAsia="Times New Roman" w:hAnsi="Times New Roman"/>
+          <w:rtl w:val="0"/>
+        </w:rPr>
+        <w:t xml:space="preserve">decorria</w:t>
+      </w:r>
+      <w:r>
+        <w:rPr>
+          <w:rFonts w:ascii="Times New Roman" w:cs="Times New Roman" w:eastAsia="Times New Roman" w:hAnsi="Times New Roman"/>
+          <w:rtl w:val="0"/>
+        </w:rPr>
+        <w:t xml:space="preserve"> de falhas no vínculo de lotações dos usuários. A correção definitiva foi implementada ao alterar a funcionalidade do software para buscar a chefia imediata diretamente na tabela unificada do organograma da UEG (</w:t>
+      </w:r>
+      <w:r>
+        <w:rPr>
+          <w:rFonts w:ascii="Times New Roman" w:cs="Times New Roman" w:eastAsia="Times New Roman" w:hAnsi="Times New Roman"/>
+          <w:rtl w:val="0"/>
+        </w:rPr>
+        <w:t xml:space="preserve">ueg.tbl_departamentos</w:t>
+      </w:r>
+      <w:r>
+        <w:rPr>
+          <w:rFonts w:ascii="Times New Roman" w:cs="Times New Roman" w:eastAsia="Times New Roman" w:hAnsi="Times New Roman"/>
+          <w:rtl w:val="0"/>
+        </w:rPr>
+        <w:t xml:space="preserve">). Com essa integração, no momento em que o usuário seleciona o departamento requisitante, o sistema roteia a aprovação automaticamente ao responsável cadastrado no organograma da UEG, eliminando ruídos de comunicação e atrasos de homologação.</w:t>
+      </w:r>
+    </w:p>
+    <w:p>
+      <w:pPr>
+        <w:pStyle w:val="Heading3"/>
+        <w:shd w:fill="auto" w:val="clear"/>
+        <w:rPr>
+          <w:rFonts w:ascii="Times New Roman" w:cs="Times New Roman" w:eastAsia="Times New Roman" w:hAnsi="Times New Roman"/>
+        </w:rPr>
+      </w:pPr>
+      <w:r>
+        <w:br w:type="page"/>
+      </w:r>
+      <w:r>
+        <w:rPr>
+          <w:rtl w:val="0"/>
+        </w:rPr>
       </w:r>
     </w:p>
     <w:p>
@@ -9246,7 +9851,7 @@
                 <w:rFonts w:ascii="Times New Roman" w:cs="Times New Roman" w:eastAsia="Times New Roman" w:hAnsi="Times New Roman"/>
                 <w:rtl w:val="0"/>
               </w:rPr>
-              <w:t xml:space="preserve">Roteamento automático de solicitações para o chefe imediato vinculado ao departamento no banco de dados (ueg.tbl_departamentos).</w:t>
+              <w:t xml:space="preserve">Roteamento automático de solicitações para o chefe imediato vinculado ao departamento no banco de dados.</w:t>
             </w:r>
           </w:p>
         </w:tc>
@@ -9748,6 +10353,11 @@
               </w:rPr>
               <w:t xml:space="preserve">RN02</w:t>
             </w:r>
+            <w:r>
+              <w:rPr>
+                <w:rtl w:val="0"/>
+              </w:rPr>
+            </w:r>
           </w:p>
         </w:tc>
         <w:tc>
@@ -9796,7 +10406,21 @@
                 <w:rFonts w:ascii="Times New Roman" w:cs="Times New Roman" w:eastAsia="Times New Roman" w:hAnsi="Times New Roman"/>
                 <w:rtl w:val="0"/>
               </w:rPr>
-              <w:t xml:space="preserve">Bloqueio sistêmico para envio à manutenção de veículos cujas despesas em 12 meses ultrapassem 40% do valor de mercado.</w:t>
+              <w:t xml:space="preserve">Bloqueio sistêmico para envio à manutenção de veículos cujas despesas em 12 meses </w:t>
+            </w:r>
+            <w:r>
+              <w:rPr>
+                <w:rFonts w:ascii="Times New Roman" w:cs="Times New Roman" w:eastAsia="Times New Roman" w:hAnsi="Times New Roman"/>
+                <w:rtl w:val="0"/>
+              </w:rPr>
+              <w:t xml:space="preserve">ultrapassem</w:t>
+            </w:r>
+            <w:r>
+              <w:rPr>
+                <w:rFonts w:ascii="Times New Roman" w:cs="Times New Roman" w:eastAsia="Times New Roman" w:hAnsi="Times New Roman"/>
+                <w:rtl w:val="0"/>
+              </w:rPr>
+              <w:t xml:space="preserve"> 40% do valor de mercado.</w:t>
             </w:r>
           </w:p>
         </w:tc>
@@ -10020,7 +10644,7 @@
           <w:rFonts w:ascii="Times New Roman" w:cs="Times New Roman" w:eastAsia="Times New Roman" w:hAnsi="Times New Roman"/>
           <w:rtl w:val="0"/>
         </w:rPr>
-        <w:t xml:space="preserve">) em Goiânia. Além disso, formalizou-se a autonomia técnica do motorista para recusar trajetos de risco e o controle flexível da rota ("OT Esperada" vs. "OT Realizada"), preservando a segurança e a fundamentação de desvios justificados.</w:t>
+        <w:t xml:space="preserve">) em Anápolis. Além disso, formalizou-se a autonomia técnica do motorista para recusar trajetos de risco e o controle flexível da rota ("OT Esperada" vs. "OT Realizada"), preservando a segurança e a fundamentação de desvios justificados.</w:t>
       </w:r>
     </w:p>
     <w:p>
@@ -10040,7 +10664,16 @@
           <w:bCs w:val="1"/>
           <w:rtl w:val="0"/>
         </w:rPr>
-        <w:t xml:space="preserve">Auditabilidade Digital em Tempo Real:</w:t>
+        <w:t xml:space="preserve">Auditabilidade</w:t>
+      </w:r>
+      <w:r>
+        <w:rPr>
+          <w:rFonts w:ascii="Times New Roman" w:cs="Times New Roman" w:eastAsia="Times New Roman" w:hAnsi="Times New Roman"/>
+          <w:b w:val="1"/>
+          <w:bCs w:val="1"/>
+          <w:rtl w:val="0"/>
+        </w:rPr>
+        <w:t xml:space="preserve"> Digital em Tempo Real:</w:t>
       </w:r>
       <w:r>
         <w:rPr>
@@ -10787,7 +11420,21 @@
           <w:rFonts w:ascii="Times New Roman" w:cs="Times New Roman" w:eastAsia="Times New Roman" w:hAnsi="Times New Roman"/>
           <w:rtl w:val="0"/>
         </w:rPr>
-        <w:t xml:space="preserve">: Cadastro de Portarias e Fiscais no Sistema ADMS/GerencialRH. Anápolis: Diretoria de Gestão Integrada (DGI/UEG), 2025.</w:t>
+        <w:t xml:space="preserve">: Cadastro de Portarias e Fiscais no Sistema ADMS/</w:t>
+      </w:r>
+      <w:r>
+        <w:rPr>
+          <w:rFonts w:ascii="Times New Roman" w:cs="Times New Roman" w:eastAsia="Times New Roman" w:hAnsi="Times New Roman"/>
+          <w:rtl w:val="0"/>
+        </w:rPr>
+        <w:t xml:space="preserve">GerencialRH</w:t>
+      </w:r>
+      <w:r>
+        <w:rPr>
+          <w:rFonts w:ascii="Times New Roman" w:cs="Times New Roman" w:eastAsia="Times New Roman" w:hAnsi="Times New Roman"/>
+          <w:rtl w:val="0"/>
+        </w:rPr>
+        <w:t xml:space="preserve">. Anápolis: Diretoria de Gestão Integrada (DGI/UEG), 2025.</w:t>
       </w:r>
     </w:p>
     <w:p>
